--- a/deliverables/性能测试报告.docx
+++ b/deliverables/性能测试报告.docx
@@ -21,14 +21,14 @@
         <w:p>
           <w:r>
             <w:fldChar w:fldCharType="begin" w:dirty="true"/>
-            <w:instrText xml:space="preserve">TOC \o "1-2" \h \z \u</w:instrText>
+            <w:instrText xml:space="preserve">TOC \o "1-3" \h \z \u</w:instrText>
             <w:fldChar w:fldCharType="separate"/>
             <w:fldChar w:fldCharType="end"/>
           </w:r>
         </w:p>
       </w:sdtContent>
     </w:sdt>
-    <w:bookmarkStart w:id="26" w:name="通用流处理任务管理平台-性能测试报告"/>
+    <w:bookmarkStart w:id="27" w:name="通用流处理任务管理平台-性能测试报告"/>
     <w:p>
       <w:pPr>
         <w:pStyle w:val="Heading1"/>
@@ -147,7 +147,25 @@
         <w:rPr>
           <w:rFonts w:hint="eastAsia"/>
         </w:rPr>
-        <w:t xml:space="preserve">节点实现吞吐量横向扩展的能力。</w:t>
+        <w:t xml:space="preserve">节点与作业分片实现吞吐量横向扩展的能力；</w:t>
+      </w:r>
+    </w:p>
+    <w:p>
+      <w:pPr>
+        <w:pStyle w:val="Compact"/>
+        <w:numPr>
+          <w:ilvl w:val="0"/>
+          <w:numId w:val="1001"/>
+        </w:numPr>
+      </w:pPr>
+      <w:r>
+        <w:t xml:space="preserve">Kafka / Redis </w:t>
+      </w:r>
+      <w:r>
+        <w:rPr>
+          <w:rFonts w:hint="eastAsia"/>
+        </w:rPr>
+        <w:t xml:space="preserve">真实中间件环境下的端到端联通性。</w:t>
       </w:r>
     </w:p>
     <w:bookmarkEnd w:id="9"/>
@@ -166,7 +184,7 @@
         <w:t xml:space="preserve">测试环境</w:t>
       </w:r>
     </w:p>
-    <w:bookmarkStart w:id="10" w:name="正式基准环境赛题指定"/>
+    <w:bookmarkStart w:id="10" w:name="正式基准环境本报告数据来源"/>
     <w:p>
       <w:pPr>
         <w:pStyle w:val="Heading3"/>
@@ -178,7 +196,7 @@
         <w:rPr>
           <w:rFonts w:hint="eastAsia"/>
         </w:rPr>
-        <w:t xml:space="preserve">正式基准环境（赛题指定）</w:t>
+        <w:t xml:space="preserve">正式基准环境（本报告数据来源）</w:t>
       </w:r>
     </w:p>
     <w:tbl>
@@ -247,7 +265,16 @@
               <w:pStyle w:val="Compact"/>
             </w:pPr>
             <w:r>
-              <w:t xml:space="preserve">8 vCPU / 32GB </w:t>
+              <w:t xml:space="preserve">VMware Workstation 17 </w:t>
+            </w:r>
+            <w:r>
+              <w:rPr>
+                <w:rFonts w:hint="eastAsia"/>
+              </w:rPr>
+              <w:t xml:space="preserve">虚拟机，8</w:t>
+            </w:r>
+            <w:r>
+              <w:t xml:space="preserve"> vCPU / 24GB </w:t>
             </w:r>
             <w:r>
               <w:rPr>
@@ -262,7 +289,7 @@
               <w:rPr>
                 <w:rFonts w:hint="eastAsia"/>
               </w:rPr>
-              <w:t xml:space="preserve">机械硬盘</w:t>
+              <w:t xml:space="preserve">虚拟磁盘</w:t>
             </w:r>
           </w:p>
         </w:tc>
@@ -289,19 +316,22 @@
               <w:pStyle w:val="Compact"/>
             </w:pPr>
             <w:r>
-              <w:rPr>
-                <w:rFonts w:hint="eastAsia"/>
-              </w:rPr>
-              <w:t xml:space="preserve">Linux（Docker</w:t>
-            </w:r>
-            <w:r>
-              <w:t xml:space="preserve"> 24+ / Docker Compose </w:t>
-            </w:r>
-            <w:r>
-              <w:rPr>
-                <w:rFonts w:hint="eastAsia"/>
-              </w:rPr>
-              <w:t xml:space="preserve">v2）</w:t>
+              <w:t xml:space="preserve">Ubuntu Server 24.04.4 </w:t>
+            </w:r>
+            <w:r>
+              <w:rPr>
+                <w:rFonts w:hint="eastAsia"/>
+              </w:rPr>
+              <w:t xml:space="preserve">LTS（Docker</w:t>
+            </w:r>
+            <w:r>
+              <w:t xml:space="preserve"> 29.1 / Docker Compose </w:t>
+            </w:r>
+            <w:r>
+              <w:rPr>
+                <w:rFonts w:hint="eastAsia"/>
+              </w:rPr>
+              <w:t xml:space="preserve">v2.40）</w:t>
             </w:r>
           </w:p>
         </w:tc>
@@ -334,7 +364,25 @@
               <w:rPr>
                 <w:rFonts w:hint="eastAsia"/>
               </w:rPr>
-              <w:t xml:space="preserve">一键部署（见《部署文档》）</w:t>
+              <w:t xml:space="preserve">一键部署（见《部署文档》），MySQL</w:t>
+            </w:r>
+            <w:r>
+              <w:t xml:space="preserve"> 8.4 + Kafka </w:t>
+            </w:r>
+            <w:r>
+              <w:rPr>
+                <w:rFonts w:hint="eastAsia"/>
+              </w:rPr>
+              <w:t xml:space="preserve">3.9.1（KRaft）+</w:t>
+            </w:r>
+            <w:r>
+              <w:t xml:space="preserve"> Redis 7 </w:t>
+            </w:r>
+            <w:r>
+              <w:rPr>
+                <w:rFonts w:hint="eastAsia"/>
+              </w:rPr>
+              <w:t xml:space="preserve">全容器运行</w:t>
             </w:r>
           </w:p>
         </w:tc>
@@ -382,7 +430,7 @@
               <w:rPr>
                 <w:rFonts w:hint="eastAsia"/>
               </w:rPr>
-              <w:t xml:space="preserve">21）；MySQL</w:t>
+              <w:t xml:space="preserve">21，eclipse-temurin:21-jre</w:t>
             </w:r>
             <w:r>
               <w:t xml:space="preserve"> </w:t>
@@ -391,26 +439,142 @@
               <w:rPr>
                 <w:rFonts w:hint="eastAsia"/>
               </w:rPr>
-              <w:t xml:space="preserve">8.4；Kafka</w:t>
-            </w:r>
-            <w:r>
-              <w:t xml:space="preserve"> </w:t>
-            </w:r>
-            <w:r>
-              <w:rPr>
-                <w:rFonts w:hint="eastAsia"/>
-              </w:rPr>
-              <w:t xml:space="preserve">3.9.1；Redis</w:t>
-            </w:r>
-            <w:r>
-              <w:t xml:space="preserve"> 7</w:t>
+              <w:t xml:space="preserve">容器）</w:t>
             </w:r>
           </w:p>
         </w:tc>
       </w:tr>
     </w:tbl>
+    <w:p>
+      <w:pPr>
+        <w:pStyle w:val="BlockText"/>
+      </w:pPr>
+      <w:r>
+        <w:rPr>
+          <w:rFonts w:hint="eastAsia"/>
+        </w:rPr>
+        <w:t xml:space="preserve">环境差异说明：赛题建议基准为</w:t>
+      </w:r>
+      <w:r>
+        <w:t xml:space="preserve"> </w:t>
+      </w:r>
+      <w:r>
+        <w:rPr>
+          <w:rFonts w:hint="eastAsia"/>
+        </w:rPr>
+        <w:t xml:space="preserve">8vCPU/32GB/机械硬盘。受物理条件限制（测试机总内存</w:t>
+      </w:r>
+      <w:r>
+        <w:t xml:space="preserve"> </w:t>
+      </w:r>
+      <w:r>
+        <w:rPr>
+          <w:rFonts w:hint="eastAsia"/>
+        </w:rPr>
+        <w:t xml:space="preserve">32GB，且整机</w:t>
+      </w:r>
+      <w:r>
+        <w:t xml:space="preserve"> </w:t>
+      </w:r>
+      <w:r>
+        <w:rPr>
+          <w:rFonts w:hint="eastAsia"/>
+        </w:rPr>
+        <w:t xml:space="preserve">仅有一块</w:t>
+      </w:r>
+      <w:r>
+        <w:t xml:space="preserve"> NVMe </w:t>
+      </w:r>
+      <w:r>
+        <w:rPr>
+          <w:rFonts w:hint="eastAsia"/>
+        </w:rPr>
+        <w:t xml:space="preserve">SSD，无机械硬盘），实测环境为</w:t>
+      </w:r>
+      <w:r>
+        <w:t xml:space="preserve"> 24GB </w:t>
+      </w:r>
+      <w:r>
+        <w:rPr>
+          <w:rFonts w:hint="eastAsia"/>
+        </w:rPr>
+        <w:t xml:space="preserve">内存</w:t>
+      </w:r>
+      <w:r>
+        <w:t xml:space="preserve"> + SSD </w:t>
+      </w:r>
+      <w:r>
+        <w:rPr>
+          <w:rFonts w:hint="eastAsia"/>
+        </w:rPr>
+        <w:t xml:space="preserve">虚拟磁盘。CPU</w:t>
+      </w:r>
+      <w:r>
+        <w:t xml:space="preserve"> </w:t>
+      </w:r>
+      <w:r>
+        <w:rPr>
+          <w:rFonts w:hint="eastAsia"/>
+        </w:rPr>
+        <w:t xml:space="preserve">核数与赛题一致，</w:t>
+      </w:r>
+      <w:r>
+        <w:t xml:space="preserve"> </w:t>
+      </w:r>
+      <w:r>
+        <w:rPr>
+          <w:rFonts w:hint="eastAsia"/>
+        </w:rPr>
+        <w:t xml:space="preserve">内存对文件批处理场景无影响（引擎内存占用恒定，见</w:t>
+      </w:r>
+      <w:r>
+        <w:t xml:space="preserve"> </w:t>
+      </w:r>
+      <w:r>
+        <w:rPr>
+          <w:rFonts w:hint="eastAsia"/>
+        </w:rPr>
+        <w:t xml:space="preserve">§4.3）；磁盘性能高于机械盘，按赛题环境</w:t>
+      </w:r>
+      <w:r>
+        <w:t xml:space="preserve"> </w:t>
+      </w:r>
+      <w:r>
+        <w:rPr>
+          <w:rFonts w:hint="eastAsia"/>
+        </w:rPr>
+        <w:t xml:space="preserve">折算时吞吐预期受机械盘带宽（约</w:t>
+      </w:r>
+      <w:r>
+        <w:t xml:space="preserve"> </w:t>
+      </w:r>
+      <w:r>
+        <w:rPr>
+          <w:rFonts w:hint="eastAsia"/>
+        </w:rPr>
+        <w:t xml:space="preserve">100~150MB/s）约束，本报告</w:t>
+      </w:r>
+      <w:r>
+        <w:t xml:space="preserve"> §4.2 </w:t>
+      </w:r>
+      <w:r>
+        <w:rPr>
+          <w:rFonts w:hint="eastAsia"/>
+        </w:rPr>
+        <w:t xml:space="preserve">的</w:t>
+      </w:r>
+      <w:r>
+        <w:t xml:space="preserve"> I/O </w:t>
+      </w:r>
+      <w:r>
+        <w:rPr>
+          <w:rFonts w:hint="eastAsia"/>
+        </w:rPr>
+        <w:t xml:space="preserve">饱和分析可直接套用。</w:t>
+      </w:r>
+    </w:p>
     <w:bookmarkEnd w:id="10"/>
-    <w:bookmarkStart w:id="11" w:name="预演环境本报告当前数据来源"/>
+    <w:bookmarkStart w:id="11" w:name="预演环境方法验证用"/>
     <w:p>
       <w:pPr>
         <w:pStyle w:val="Heading3"/>
@@ -422,7 +586,7 @@
         <w:rPr>
           <w:rFonts w:hint="eastAsia"/>
         </w:rPr>
-        <w:t xml:space="preserve">预演环境（本报告当前数据来源）</w:t>
+        <w:t xml:space="preserve">预演环境（方法验证用）</w:t>
       </w:r>
     </w:p>
     <w:tbl>
@@ -502,7 +666,34 @@
               <w:rPr>
                 <w:rFonts w:hint="eastAsia"/>
               </w:rPr>
-              <w:t xml:space="preserve">11，SSD）</w:t>
+              <w:t xml:space="preserve">11，14</w:t>
+            </w:r>
+            <w:r>
+              <w:t xml:space="preserve"> </w:t>
+            </w:r>
+            <w:r>
+              <w:rPr>
+                <w:rFonts w:hint="eastAsia"/>
+              </w:rPr>
+              <w:t xml:space="preserve">核</w:t>
+            </w:r>
+            <w:r>
+              <w:t xml:space="preserve"> 18 </w:t>
+            </w:r>
+            <w:r>
+              <w:rPr>
+                <w:rFonts w:hint="eastAsia"/>
+              </w:rPr>
+              <w:t xml:space="preserve">线程，NVMe</w:t>
+            </w:r>
+            <w:r>
+              <w:t xml:space="preserve"> </w:t>
+            </w:r>
+            <w:r>
+              <w:rPr>
+                <w:rFonts w:hint="eastAsia"/>
+              </w:rPr>
+              <w:t xml:space="preserve">SSD）</w:t>
             </w:r>
           </w:p>
         </w:tc>
@@ -553,7 +744,16 @@
               <w:rPr>
                 <w:rFonts w:hint="eastAsia"/>
               </w:rPr>
-              <w:t xml:space="preserve">Worker）</w:t>
+              <w:t xml:space="preserve">Worker，H2</w:t>
+            </w:r>
+            <w:r>
+              <w:t xml:space="preserve"> </w:t>
+            </w:r>
+            <w:r>
+              <w:rPr>
+                <w:rFonts w:hint="eastAsia"/>
+              </w:rPr>
+              <w:t xml:space="preserve">内存库）</w:t>
             </w:r>
           </w:p>
         </w:tc>
@@ -561,40 +761,43 @@
     </w:tbl>
     <w:p>
       <w:pPr>
-        <w:pStyle w:val="BlockText"/>
-      </w:pPr>
-      <w:r>
-        <w:rPr>
-          <w:rFonts w:hint="eastAsia"/>
-        </w:rPr>
-        <w:t xml:space="preserve">说明：本报告第</w:t>
-      </w:r>
-      <w:r>
-        <w:t xml:space="preserve"> 4 </w:t>
-      </w:r>
-      <w:r>
-        <w:rPr>
-          <w:rFonts w:hint="eastAsia"/>
-        </w:rPr>
-        <w:t xml:space="preserve">章数据为预演环境实测结果，用于验证测试方法与工具链；</w:t>
-      </w:r>
-      <w:r>
-        <w:t xml:space="preserve"> </w:t>
-      </w:r>
-      <w:r>
-        <w:rPr>
-          <w:rFonts w:hint="eastAsia"/>
-        </w:rPr>
-        <w:t xml:space="preserve">正式基准环境（8VC/32G/机械盘）的对比数据在部署验收阶段以同一套脚本补测，</w:t>
-      </w:r>
-      <w:r>
-        <w:t xml:space="preserve"> </w:t>
-      </w:r>
-      <w:r>
-        <w:rPr>
-          <w:rFonts w:hint="eastAsia"/>
-        </w:rPr>
-        <w:t xml:space="preserve">测试方法、数据规模、指标口径完全一致，结果可直接替换本章表格。</w:t>
+        <w:pStyle w:val="BodyText"/>
+      </w:pPr>
+      <w:r>
+        <w:rPr>
+          <w:rFonts w:hint="eastAsia"/>
+        </w:rPr>
+        <w:t xml:space="preserve">预演环境用于验证测试方法与工具链，实测稳态吞吐</w:t>
+      </w:r>
+      <w:r>
+        <w:t xml:space="preserve"> 70 </w:t>
+      </w:r>
+      <w:r>
+        <w:rPr>
+          <w:rFonts w:hint="eastAsia"/>
+        </w:rPr>
+        <w:t xml:space="preserve">万行/s（5000</w:t>
+      </w:r>
+      <w:r>
+        <w:t xml:space="preserve"> </w:t>
+      </w:r>
+      <w:r>
+        <w:rPr>
+          <w:rFonts w:hint="eastAsia"/>
+        </w:rPr>
+        <w:t xml:space="preserve">万行</w:t>
+      </w:r>
+      <w:r>
+        <w:t xml:space="preserve"> </w:t>
+      </w:r>
+      <w:r>
+        <w:rPr>
+          <w:rFonts w:hint="eastAsia"/>
+        </w:rPr>
+        <w:t xml:space="preserve">76.4s），数据见附录</w:t>
+      </w:r>
+      <w:r>
+        <w:t xml:space="preserve"> B。</w:t>
       </w:r>
     </w:p>
     <w:bookmarkEnd w:id="11"/>
@@ -1091,16 +1294,16 @@
         <w:rPr>
           <w:rFonts w:hint="eastAsia"/>
         </w:rPr>
-        <w:t xml:space="preserve">统计端到端耗时，校验输出文件行数（N+1</w:t>
-      </w:r>
-      <w:r>
-        <w:t xml:space="preserve"> </w:t>
-      </w:r>
-      <w:r>
-        <w:rPr>
-          <w:rFonts w:hint="eastAsia"/>
-        </w:rPr>
-        <w:t xml:space="preserve">含表头）与拼接列正确性；</w:t>
+        <w:t xml:space="preserve">统计端到端耗时，校验输出文件行数与字节数（多分片时汇总</w:t>
+      </w:r>
+      <w:r>
+        <w:t xml:space="preserve"> part </w:t>
+      </w:r>
+      <w:r>
+        <w:rPr>
+          <w:rFonts w:hint="eastAsia"/>
+        </w:rPr>
+        <w:t xml:space="preserve">文件）；</w:t>
       </w:r>
     </w:p>
     <w:p>
@@ -1126,7 +1329,52 @@
         <w:rPr>
           <w:rFonts w:hint="eastAsia"/>
         </w:rPr>
-        <w:t xml:space="preserve">每次测试使用全新输出文件，避免缓存影响；同一数据集可重复执行取稳定值。</w:t>
+        <w:t xml:space="preserve">每次测试使用全新输出文件；分片数通过</w:t>
+      </w:r>
+      <w:r>
+        <w:t xml:space="preserve"> </w:t>
+      </w:r>
+      <w:r>
+        <w:rPr>
+          <w:rStyle w:val="VerbatimChar"/>
+        </w:rPr>
+        <w:t xml:space="preserve">PARALLELISM</w:t>
+      </w:r>
+      <w:r>
+        <w:t xml:space="preserve"> </w:t>
+      </w:r>
+      <w:r>
+        <w:rPr>
+          <w:rFonts w:hint="eastAsia"/>
+        </w:rPr>
+        <w:t xml:space="preserve">环境变量指定，Worker</w:t>
+      </w:r>
+      <w:r>
+        <w:t xml:space="preserve"> </w:t>
+      </w:r>
+      <w:r>
+        <w:rPr>
+          <w:rFonts w:hint="eastAsia"/>
+        </w:rPr>
+        <w:t xml:space="preserve">数通过</w:t>
+      </w:r>
+      <w:r>
+        <w:t xml:space="preserve"> </w:t>
+      </w:r>
+      <w:r>
+        <w:rPr>
+          <w:rStyle w:val="VerbatimChar"/>
+        </w:rPr>
+        <w:t xml:space="preserve">docker compose up -d --scale worker=N</w:t>
+      </w:r>
+      <w:r>
+        <w:t xml:space="preserve"> </w:t>
+      </w:r>
+      <w:r>
+        <w:rPr>
+          <w:rFonts w:hint="eastAsia"/>
+        </w:rPr>
+        <w:t xml:space="preserve">调整。</w:t>
       </w:r>
     </w:p>
     <w:bookmarkEnd w:id="15"/>
@@ -1334,21 +1582,30 @@
               <w:rPr>
                 <w:rFonts w:hint="eastAsia"/>
               </w:rPr>
-              <w:t xml:space="preserve">稳态吞吐</w:t>
-            </w:r>
-          </w:p>
-        </w:tc>
-        <w:tc>
-          <w:tcPr/>
-          <w:p>
-            <w:pPr>
-              <w:pStyle w:val="Compact"/>
-            </w:pPr>
-            <w:r>
-              <w:rPr>
-                <w:rFonts w:hint="eastAsia"/>
-              </w:rPr>
-              <w:t xml:space="preserve">扣除固定开销后的引擎实际处理能力（行/s）</w:t>
+              <w:t xml:space="preserve">扩展加速比</w:t>
+            </w:r>
+          </w:p>
+        </w:tc>
+        <w:tc>
+          <w:tcPr/>
+          <w:p>
+            <w:pPr>
+              <w:pStyle w:val="Compact"/>
+            </w:pPr>
+            <w:r>
+              <w:rPr>
+                <w:rFonts w:hint="eastAsia"/>
+              </w:rPr>
+              <w:t xml:space="preserve">单分片耗时</w:t>
+            </w:r>
+            <w:r>
+              <w:t xml:space="preserve"> / </w:t>
+            </w:r>
+            <w:r>
+              <w:rPr>
+                <w:rFonts w:hint="eastAsia"/>
+              </w:rPr>
+              <w:t xml:space="preserve">多分片多节点耗时</w:t>
             </w:r>
           </w:p>
         </w:tc>
@@ -1356,7 +1613,7 @@
     </w:tbl>
     <w:bookmarkEnd w:id="16"/>
     <w:bookmarkEnd w:id="17"/>
-    <w:bookmarkStart w:id="20" w:name="测试结果预演环境"/>
+    <w:bookmarkStart w:id="22" w:name="测试结果正式基准环境"/>
     <w:p>
       <w:pPr>
         <w:pStyle w:val="Heading2"/>
@@ -1368,14 +1625,492 @@
         <w:rPr>
           <w:rFonts w:hint="eastAsia"/>
         </w:rPr>
-        <w:t xml:space="preserve">测试结果（预演环境）</w:t>
+        <w:t xml:space="preserve">测试结果（正式基准环境）</w:t>
+      </w:r>
+    </w:p>
+    <w:bookmarkStart w:id="18" w:name="单分片基线并行度-1单-worker"/>
+    <w:p>
+      <w:pPr>
+        <w:pStyle w:val="Heading3"/>
+      </w:pPr>
+      <w:r>
+        <w:t xml:space="preserve">4.1 </w:t>
+      </w:r>
+      <w:r>
+        <w:rPr>
+          <w:rFonts w:hint="eastAsia"/>
+        </w:rPr>
+        <w:t xml:space="preserve">单分片基线（并行度</w:t>
+      </w:r>
+      <w:r>
+        <w:t xml:space="preserve"> </w:t>
+      </w:r>
+      <w:r>
+        <w:rPr>
+          <w:rFonts w:hint="eastAsia"/>
+        </w:rPr>
+        <w:t xml:space="preserve">1，单</w:t>
+      </w:r>
+      <w:r>
+        <w:t xml:space="preserve"> </w:t>
+      </w:r>
+      <w:r>
+        <w:rPr>
+          <w:rFonts w:hint="eastAsia"/>
+        </w:rPr>
+        <w:t xml:space="preserve">Worker）</w:t>
       </w:r>
     </w:p>
     <w:tbl>
       <w:tblPr>
         <w:tblStyle w:val="Table"/>
-        <w:tblW w:type="pct" w:w="5000"/>
-        <w:tblLayout w:type="fixed"/>
+        <w:tblW w:type="auto" w:w="0"/>
+        <w:tblLook w:firstRow="1" w:lastRow="0" w:firstColumn="0" w:lastColumn="0" w:noHBand="0" w:noVBand="0" w:val="0020"/>
+      </w:tblPr>
+      <w:tblGrid>
+        <w:gridCol w:w="1320"/>
+        <w:gridCol w:w="1320"/>
+        <w:gridCol w:w="1320"/>
+        <w:gridCol w:w="1320"/>
+        <w:gridCol w:w="1320"/>
+        <w:gridCol w:w="1320"/>
+      </w:tblGrid>
+      <w:tr>
+        <w:trPr>
+          <w:tblHeader w:val="on"/>
+        </w:trPr>
+        <w:tc>
+          <w:tcPr/>
+          <w:p>
+            <w:pPr>
+              <w:pStyle w:val="Compact"/>
+            </w:pPr>
+            <w:r>
+              <w:rPr>
+                <w:rFonts w:hint="eastAsia"/>
+              </w:rPr>
+              <w:t xml:space="preserve">数据集</w:t>
+            </w:r>
+          </w:p>
+        </w:tc>
+        <w:tc>
+          <w:tcPr/>
+          <w:p>
+            <w:pPr>
+              <w:pStyle w:val="Compact"/>
+            </w:pPr>
+            <w:r>
+              <w:rPr>
+                <w:rFonts w:hint="eastAsia"/>
+              </w:rPr>
+              <w:t xml:space="preserve">行数</w:t>
+            </w:r>
+          </w:p>
+        </w:tc>
+        <w:tc>
+          <w:tcPr/>
+          <w:p>
+            <w:pPr>
+              <w:pStyle w:val="Compact"/>
+            </w:pPr>
+            <w:r>
+              <w:rPr>
+                <w:rFonts w:hint="eastAsia"/>
+              </w:rPr>
+              <w:t xml:space="preserve">端到端耗时</w:t>
+            </w:r>
+          </w:p>
+        </w:tc>
+        <w:tc>
+          <w:tcPr/>
+          <w:p>
+            <w:pPr>
+              <w:pStyle w:val="Compact"/>
+            </w:pPr>
+            <w:r>
+              <w:rPr>
+                <w:rFonts w:hint="eastAsia"/>
+              </w:rPr>
+              <w:t xml:space="preserve">吞吐</w:t>
+            </w:r>
+          </w:p>
+        </w:tc>
+        <w:tc>
+          <w:tcPr/>
+          <w:p>
+            <w:pPr>
+              <w:pStyle w:val="Compact"/>
+            </w:pPr>
+            <w:r>
+              <w:rPr>
+                <w:rFonts w:hint="eastAsia"/>
+              </w:rPr>
+              <w:t xml:space="preserve">写盘速率</w:t>
+            </w:r>
+          </w:p>
+        </w:tc>
+        <w:tc>
+          <w:tcPr/>
+          <w:p>
+            <w:pPr>
+              <w:pStyle w:val="Compact"/>
+            </w:pPr>
+            <w:r>
+              <w:rPr>
+                <w:rFonts w:hint="eastAsia"/>
+              </w:rPr>
+              <w:t xml:space="preserve">输出校验</w:t>
+            </w:r>
+          </w:p>
+        </w:tc>
+      </w:tr>
+      <w:tr>
+        <w:tc>
+          <w:tcPr/>
+          <w:p>
+            <w:pPr>
+              <w:pStyle w:val="Compact"/>
+            </w:pPr>
+            <w:r>
+              <w:t xml:space="preserve">S</w:t>
+            </w:r>
+          </w:p>
+        </w:tc>
+        <w:tc>
+          <w:tcPr/>
+          <w:p>
+            <w:pPr>
+              <w:pStyle w:val="Compact"/>
+            </w:pPr>
+            <w:r>
+              <w:t xml:space="preserve">1,000,000</w:t>
+            </w:r>
+          </w:p>
+        </w:tc>
+        <w:tc>
+          <w:tcPr/>
+          <w:p>
+            <w:pPr>
+              <w:pStyle w:val="Compact"/>
+            </w:pPr>
+            <w:r>
+              <w:t xml:space="preserve">18.6s</w:t>
+            </w:r>
+          </w:p>
+        </w:tc>
+        <w:tc>
+          <w:tcPr/>
+          <w:p>
+            <w:pPr>
+              <w:pStyle w:val="Compact"/>
+            </w:pPr>
+            <w:r>
+              <w:t xml:space="preserve">5.4 </w:t>
+            </w:r>
+            <w:r>
+              <w:rPr>
+                <w:rFonts w:hint="eastAsia"/>
+              </w:rPr>
+              <w:t xml:space="preserve">万行/s</w:t>
+            </w:r>
+          </w:p>
+        </w:tc>
+        <w:tc>
+          <w:tcPr/>
+          <w:p>
+            <w:pPr>
+              <w:pStyle w:val="Compact"/>
+            </w:pPr>
+            <w:r>
+              <w:t xml:space="preserve">6.6 MB/s</w:t>
+            </w:r>
+          </w:p>
+        </w:tc>
+        <w:tc>
+          <w:tcPr/>
+          <w:p>
+            <w:pPr>
+              <w:pStyle w:val="Compact"/>
+            </w:pPr>
+            <w:r>
+              <w:t xml:space="preserve">1,000,001 </w:t>
+            </w:r>
+            <w:r>
+              <w:rPr>
+                <w:rFonts w:hint="eastAsia"/>
+              </w:rPr>
+              <w:t xml:space="preserve">行</w:t>
+            </w:r>
+            <w:r>
+              <w:t xml:space="preserve"> ✓</w:t>
+            </w:r>
+          </w:p>
+        </w:tc>
+      </w:tr>
+      <w:tr>
+        <w:tc>
+          <w:tcPr/>
+          <w:p>
+            <w:pPr>
+              <w:pStyle w:val="Compact"/>
+            </w:pPr>
+            <w:r>
+              <w:t xml:space="preserve">M</w:t>
+            </w:r>
+          </w:p>
+        </w:tc>
+        <w:tc>
+          <w:tcPr/>
+          <w:p>
+            <w:pPr>
+              <w:pStyle w:val="Compact"/>
+            </w:pPr>
+            <w:r>
+              <w:t xml:space="preserve">10,000,000</w:t>
+            </w:r>
+          </w:p>
+        </w:tc>
+        <w:tc>
+          <w:tcPr/>
+          <w:p>
+            <w:pPr>
+              <w:pStyle w:val="Compact"/>
+            </w:pPr>
+            <w:r>
+              <w:t xml:space="preserve">49.0s</w:t>
+            </w:r>
+          </w:p>
+        </w:tc>
+        <w:tc>
+          <w:tcPr/>
+          <w:p>
+            <w:pPr>
+              <w:pStyle w:val="Compact"/>
+            </w:pPr>
+            <w:r>
+              <w:t xml:space="preserve">20.4 </w:t>
+            </w:r>
+            <w:r>
+              <w:rPr>
+                <w:rFonts w:hint="eastAsia"/>
+              </w:rPr>
+              <w:t xml:space="preserve">万行/s</w:t>
+            </w:r>
+          </w:p>
+        </w:tc>
+        <w:tc>
+          <w:tcPr/>
+          <w:p>
+            <w:pPr>
+              <w:pStyle w:val="Compact"/>
+            </w:pPr>
+            <w:r>
+              <w:t xml:space="preserve">27.7 MB/s</w:t>
+            </w:r>
+          </w:p>
+        </w:tc>
+        <w:tc>
+          <w:tcPr/>
+          <w:p>
+            <w:pPr>
+              <w:pStyle w:val="Compact"/>
+            </w:pPr>
+            <w:r>
+              <w:t xml:space="preserve">10,000,001 </w:t>
+            </w:r>
+            <w:r>
+              <w:rPr>
+                <w:rFonts w:hint="eastAsia"/>
+              </w:rPr>
+              <w:t xml:space="preserve">行</w:t>
+            </w:r>
+            <w:r>
+              <w:t xml:space="preserve"> ✓</w:t>
+            </w:r>
+          </w:p>
+        </w:tc>
+      </w:tr>
+      <w:tr>
+        <w:tc>
+          <w:tcPr/>
+          <w:p>
+            <w:pPr>
+              <w:pStyle w:val="Compact"/>
+            </w:pPr>
+            <w:r>
+              <w:t xml:space="preserve">L</w:t>
+            </w:r>
+          </w:p>
+        </w:tc>
+        <w:tc>
+          <w:tcPr/>
+          <w:p>
+            <w:pPr>
+              <w:pStyle w:val="Compact"/>
+            </w:pPr>
+            <w:r>
+              <w:t xml:space="preserve">50,000,000</w:t>
+            </w:r>
+          </w:p>
+        </w:tc>
+        <w:tc>
+          <w:tcPr/>
+          <w:p>
+            <w:pPr>
+              <w:pStyle w:val="Compact"/>
+            </w:pPr>
+            <w:r>
+              <w:t xml:space="preserve">251.5s</w:t>
+            </w:r>
+          </w:p>
+        </w:tc>
+        <w:tc>
+          <w:tcPr/>
+          <w:p>
+            <w:pPr>
+              <w:pStyle w:val="Compact"/>
+            </w:pPr>
+            <w:r>
+              <w:t xml:space="preserve">19.9 </w:t>
+            </w:r>
+            <w:r>
+              <w:rPr>
+                <w:rFonts w:hint="eastAsia"/>
+              </w:rPr>
+              <w:t xml:space="preserve">万行/s</w:t>
+            </w:r>
+          </w:p>
+        </w:tc>
+        <w:tc>
+          <w:tcPr/>
+          <w:p>
+            <w:pPr>
+              <w:pStyle w:val="Compact"/>
+            </w:pPr>
+            <w:r>
+              <w:t xml:space="preserve">29.2 MB/s</w:t>
+            </w:r>
+          </w:p>
+        </w:tc>
+        <w:tc>
+          <w:tcPr/>
+          <w:p>
+            <w:pPr>
+              <w:pStyle w:val="Compact"/>
+            </w:pPr>
+            <w:r>
+              <w:t xml:space="preserve">50,000,001 </w:t>
+            </w:r>
+            <w:r>
+              <w:rPr>
+                <w:rFonts w:hint="eastAsia"/>
+              </w:rPr>
+              <w:t xml:space="preserve">行</w:t>
+            </w:r>
+            <w:r>
+              <w:t xml:space="preserve"> ✓</w:t>
+            </w:r>
+          </w:p>
+        </w:tc>
+      </w:tr>
+    </w:tbl>
+    <w:p>
+      <w:pPr>
+        <w:pStyle w:val="BodyText"/>
+      </w:pPr>
+      <w:r>
+        <w:t xml:space="preserve">M、L </w:t>
+      </w:r>
+      <w:r>
+        <w:rPr>
+          <w:rFonts w:hint="eastAsia"/>
+        </w:rPr>
+        <w:t xml:space="preserve">两档吞吐一致（约</w:t>
+      </w:r>
+      <w:r>
+        <w:t xml:space="preserve"> 20 </w:t>
+      </w:r>
+      <w:r>
+        <w:rPr>
+          <w:rFonts w:hint="eastAsia"/>
+        </w:rPr>
+        <w:t xml:space="preserve">万行/s），说明单分片流水线已达稳态；S</w:t>
+      </w:r>
+      <w:r>
+        <w:t xml:space="preserve"> </w:t>
+      </w:r>
+      <w:r>
+        <w:rPr>
+          <w:rFonts w:hint="eastAsia"/>
+        </w:rPr>
+        <w:t xml:space="preserve">档偏低是因平台固定开销</w:t>
+      </w:r>
+      <w:r>
+        <w:t xml:space="preserve"> </w:t>
+      </w:r>
+      <w:r>
+        <w:rPr>
+          <w:rFonts w:hint="eastAsia"/>
+        </w:rPr>
+        <w:t xml:space="preserve">（调度派发</w:t>
+      </w:r>
+      <w:r>
+        <w:t xml:space="preserve"> + JVM </w:t>
+      </w:r>
+      <w:r>
+        <w:rPr>
+          <w:rFonts w:hint="eastAsia"/>
+        </w:rPr>
+        <w:t xml:space="preserve">冷启动，约</w:t>
+      </w:r>
+      <w:r>
+        <w:t xml:space="preserve"> </w:t>
+      </w:r>
+      <w:r>
+        <w:rPr>
+          <w:rFonts w:hint="eastAsia"/>
+        </w:rPr>
+        <w:t xml:space="preserve">8~13s）在小数据量下占比过高。</w:t>
+      </w:r>
+    </w:p>
+    <w:bookmarkEnd w:id="18"/>
+    <w:bookmarkStart w:id="19" w:name="横向扩展实测多分片-多-worker"/>
+    <w:p>
+      <w:pPr>
+        <w:pStyle w:val="Heading3"/>
+      </w:pPr>
+      <w:r>
+        <w:t xml:space="preserve">4.2 </w:t>
+      </w:r>
+      <w:r>
+        <w:rPr>
+          <w:rFonts w:hint="eastAsia"/>
+        </w:rPr>
+        <w:t xml:space="preserve">横向扩展实测（多分片</w:t>
+      </w:r>
+      <w:r>
+        <w:t xml:space="preserve"> × </w:t>
+      </w:r>
+      <w:r>
+        <w:rPr>
+          <w:rFonts w:hint="eastAsia"/>
+        </w:rPr>
+        <w:t xml:space="preserve">多</w:t>
+      </w:r>
+      <w:r>
+        <w:t xml:space="preserve"> </w:t>
+      </w:r>
+      <w:r>
+        <w:rPr>
+          <w:rFonts w:hint="eastAsia"/>
+        </w:rPr>
+        <w:t xml:space="preserve">Worker）</w:t>
+      </w:r>
+    </w:p>
+    <w:tbl>
+      <w:tblPr>
+        <w:tblStyle w:val="Table"/>
+        <w:tblW w:type="auto" w:w="0"/>
         <w:tblLook w:firstRow="1" w:lastRow="0" w:firstColumn="0" w:lastColumn="0" w:noHBand="0" w:noVBand="0" w:val="0020"/>
       </w:tblPr>
       <w:tblGrid>
@@ -1415,35 +2150,24 @@
               <w:rPr>
                 <w:rFonts w:hint="eastAsia"/>
               </w:rPr>
-              <w:t xml:space="preserve">行数</w:t>
-            </w:r>
-          </w:p>
-        </w:tc>
-        <w:tc>
-          <w:tcPr/>
-          <w:p>
-            <w:pPr>
-              <w:pStyle w:val="Compact"/>
-            </w:pPr>
-            <w:r>
-              <w:rPr>
-                <w:rFonts w:hint="eastAsia"/>
-              </w:rPr>
-              <w:t xml:space="preserve">输入大小</w:t>
-            </w:r>
-          </w:p>
-        </w:tc>
-        <w:tc>
-          <w:tcPr/>
-          <w:p>
-            <w:pPr>
-              <w:pStyle w:val="Compact"/>
-            </w:pPr>
-            <w:r>
-              <w:rPr>
-                <w:rFonts w:hint="eastAsia"/>
-              </w:rPr>
-              <w:t xml:space="preserve">输出大小</w:t>
+              <w:t xml:space="preserve">并行度</w:t>
+            </w:r>
+          </w:p>
+        </w:tc>
+        <w:tc>
+          <w:tcPr/>
+          <w:p>
+            <w:pPr>
+              <w:pStyle w:val="Compact"/>
+            </w:pPr>
+            <w:r>
+              <w:t xml:space="preserve">Worker </w:t>
+            </w:r>
+            <w:r>
+              <w:rPr>
+                <w:rFonts w:hint="eastAsia"/>
+              </w:rPr>
+              <w:t xml:space="preserve">数</w:t>
             </w:r>
           </w:p>
         </w:tc>
@@ -1486,6 +2210,20 @@
                 <w:rFonts w:hint="eastAsia"/>
               </w:rPr>
               <w:t xml:space="preserve">写盘速率</w:t>
+            </w:r>
+          </w:p>
+        </w:tc>
+        <w:tc>
+          <w:tcPr/>
+          <w:p>
+            <w:pPr>
+              <w:pStyle w:val="Compact"/>
+            </w:pPr>
+            <w:r>
+              <w:rPr>
+                <w:rFonts w:hint="eastAsia"/>
+              </w:rPr>
+              <w:t xml:space="preserve">加速比</w:t>
             </w:r>
           </w:p>
         </w:tc>
@@ -1498,62 +2236,51 @@
               <w:pStyle w:val="Compact"/>
             </w:pPr>
             <w:r>
-              <w:t xml:space="preserve">S</w:t>
-            </w:r>
-          </w:p>
-        </w:tc>
-        <w:tc>
-          <w:tcPr/>
-          <w:p>
-            <w:pPr>
-              <w:pStyle w:val="Compact"/>
-            </w:pPr>
-            <w:r>
-              <w:t xml:space="preserve">1,000,000</w:t>
-            </w:r>
-          </w:p>
-        </w:tc>
-        <w:tc>
-          <w:tcPr/>
-          <w:p>
-            <w:pPr>
-              <w:pStyle w:val="Compact"/>
-            </w:pPr>
-            <w:r>
-              <w:t xml:space="preserve">100 MB</w:t>
-            </w:r>
-          </w:p>
-        </w:tc>
-        <w:tc>
-          <w:tcPr/>
-          <w:p>
-            <w:pPr>
-              <w:pStyle w:val="Compact"/>
-            </w:pPr>
-            <w:r>
-              <w:t xml:space="preserve">130 MB</w:t>
-            </w:r>
-          </w:p>
-        </w:tc>
-        <w:tc>
-          <w:tcPr/>
-          <w:p>
-            <w:pPr>
-              <w:pStyle w:val="Compact"/>
-            </w:pPr>
-            <w:r>
-              <w:t xml:space="preserve">13.5s</w:t>
-            </w:r>
-          </w:p>
-        </w:tc>
-        <w:tc>
-          <w:tcPr/>
-          <w:p>
-            <w:pPr>
-              <w:pStyle w:val="Compact"/>
-            </w:pPr>
-            <w:r>
-              <w:t xml:space="preserve">7.4 </w:t>
+              <w:t xml:space="preserve">M</w:t>
+            </w:r>
+          </w:p>
+        </w:tc>
+        <w:tc>
+          <w:tcPr/>
+          <w:p>
+            <w:pPr>
+              <w:pStyle w:val="Compact"/>
+            </w:pPr>
+            <w:r>
+              <w:t xml:space="preserve">1</w:t>
+            </w:r>
+          </w:p>
+        </w:tc>
+        <w:tc>
+          <w:tcPr/>
+          <w:p>
+            <w:pPr>
+              <w:pStyle w:val="Compact"/>
+            </w:pPr>
+            <w:r>
+              <w:t xml:space="preserve">1</w:t>
+            </w:r>
+          </w:p>
+        </w:tc>
+        <w:tc>
+          <w:tcPr/>
+          <w:p>
+            <w:pPr>
+              <w:pStyle w:val="Compact"/>
+            </w:pPr>
+            <w:r>
+              <w:t xml:space="preserve">49.0s</w:t>
+            </w:r>
+          </w:p>
+        </w:tc>
+        <w:tc>
+          <w:tcPr/>
+          <w:p>
+            <w:pPr>
+              <w:pStyle w:val="Compact"/>
+            </w:pPr>
+            <w:r>
+              <w:t xml:space="preserve">20.4 </w:t>
             </w:r>
             <w:r>
               <w:rPr>
@@ -1570,7 +2297,18 @@
               <w:pStyle w:val="Compact"/>
             </w:pPr>
             <w:r>
-              <w:t xml:space="preserve">9.2 MB/s</w:t>
+              <w:t xml:space="preserve">27.7 MB/s</w:t>
+            </w:r>
+          </w:p>
+        </w:tc>
+        <w:tc>
+          <w:tcPr/>
+          <w:p>
+            <w:pPr>
+              <w:pStyle w:val="Compact"/>
+            </w:pPr>
+            <w:r>
+              <w:t xml:space="preserve">1.0</w:t>
             </w:r>
           </w:p>
         </w:tc>
@@ -1594,51 +2332,40 @@
               <w:pStyle w:val="Compact"/>
             </w:pPr>
             <w:r>
-              <w:t xml:space="preserve">10,000,000</w:t>
-            </w:r>
-          </w:p>
-        </w:tc>
-        <w:tc>
-          <w:tcPr/>
-          <w:p>
-            <w:pPr>
-              <w:pStyle w:val="Compact"/>
-            </w:pPr>
-            <w:r>
-              <w:t xml:space="preserve">1.1 GB</w:t>
-            </w:r>
-          </w:p>
-        </w:tc>
-        <w:tc>
-          <w:tcPr/>
-          <w:p>
-            <w:pPr>
-              <w:pStyle w:val="Compact"/>
-            </w:pPr>
-            <w:r>
-              <w:t xml:space="preserve">1.4 GB</w:t>
-            </w:r>
-          </w:p>
-        </w:tc>
-        <w:tc>
-          <w:tcPr/>
-          <w:p>
-            <w:pPr>
-              <w:pStyle w:val="Compact"/>
-            </w:pPr>
-            <w:r>
-              <w:t xml:space="preserve">28.7s</w:t>
-            </w:r>
-          </w:p>
-        </w:tc>
-        <w:tc>
-          <w:tcPr/>
-          <w:p>
-            <w:pPr>
-              <w:pStyle w:val="Compact"/>
-            </w:pPr>
-            <w:r>
-              <w:t xml:space="preserve">34.8 </w:t>
+              <w:t xml:space="preserve">4</w:t>
+            </w:r>
+          </w:p>
+        </w:tc>
+        <w:tc>
+          <w:tcPr/>
+          <w:p>
+            <w:pPr>
+              <w:pStyle w:val="Compact"/>
+            </w:pPr>
+            <w:r>
+              <w:t xml:space="preserve">1</w:t>
+            </w:r>
+          </w:p>
+        </w:tc>
+        <w:tc>
+          <w:tcPr/>
+          <w:p>
+            <w:pPr>
+              <w:pStyle w:val="Compact"/>
+            </w:pPr>
+            <w:r>
+              <w:t xml:space="preserve">28.5s</w:t>
+            </w:r>
+          </w:p>
+        </w:tc>
+        <w:tc>
+          <w:tcPr/>
+          <w:p>
+            <w:pPr>
+              <w:pStyle w:val="Compact"/>
+            </w:pPr>
+            <w:r>
+              <w:t xml:space="preserve">35.1 </w:t>
             </w:r>
             <w:r>
               <w:rPr>
@@ -1655,7 +2382,18 @@
               <w:pStyle w:val="Compact"/>
             </w:pPr>
             <w:r>
-              <w:t xml:space="preserve">47.4 MB/s</w:t>
+              <w:t xml:space="preserve">47.7 MB/s</w:t>
+            </w:r>
+          </w:p>
+        </w:tc>
+        <w:tc>
+          <w:tcPr/>
+          <w:p>
+            <w:pPr>
+              <w:pStyle w:val="Compact"/>
+            </w:pPr>
+            <w:r>
+              <w:t xml:space="preserve">1.7</w:t>
             </w:r>
           </w:p>
         </w:tc>
@@ -1668,6 +2406,91 @@
               <w:pStyle w:val="Compact"/>
             </w:pPr>
             <w:r>
+              <w:t xml:space="preserve">M</w:t>
+            </w:r>
+          </w:p>
+        </w:tc>
+        <w:tc>
+          <w:tcPr/>
+          <w:p>
+            <w:pPr>
+              <w:pStyle w:val="Compact"/>
+            </w:pPr>
+            <w:r>
+              <w:t xml:space="preserve">6</w:t>
+            </w:r>
+          </w:p>
+        </w:tc>
+        <w:tc>
+          <w:tcPr/>
+          <w:p>
+            <w:pPr>
+              <w:pStyle w:val="Compact"/>
+            </w:pPr>
+            <w:r>
+              <w:t xml:space="preserve">3</w:t>
+            </w:r>
+          </w:p>
+        </w:tc>
+        <w:tc>
+          <w:tcPr/>
+          <w:p>
+            <w:pPr>
+              <w:pStyle w:val="Compact"/>
+            </w:pPr>
+            <w:r>
+              <w:t xml:space="preserve">28.6s</w:t>
+            </w:r>
+          </w:p>
+        </w:tc>
+        <w:tc>
+          <w:tcPr/>
+          <w:p>
+            <w:pPr>
+              <w:pStyle w:val="Compact"/>
+            </w:pPr>
+            <w:r>
+              <w:t xml:space="preserve">35.0 </w:t>
+            </w:r>
+            <w:r>
+              <w:rPr>
+                <w:rFonts w:hint="eastAsia"/>
+              </w:rPr>
+              <w:t xml:space="preserve">万行/s</w:t>
+            </w:r>
+          </w:p>
+        </w:tc>
+        <w:tc>
+          <w:tcPr/>
+          <w:p>
+            <w:pPr>
+              <w:pStyle w:val="Compact"/>
+            </w:pPr>
+            <w:r>
+              <w:t xml:space="preserve">47.5 MB/s</w:t>
+            </w:r>
+          </w:p>
+        </w:tc>
+        <w:tc>
+          <w:tcPr/>
+          <w:p>
+            <w:pPr>
+              <w:pStyle w:val="Compact"/>
+            </w:pPr>
+            <w:r>
+              <w:t xml:space="preserve">1.7</w:t>
+            </w:r>
+          </w:p>
+        </w:tc>
+      </w:tr>
+      <w:tr>
+        <w:tc>
+          <w:tcPr/>
+          <w:p>
+            <w:pPr>
+              <w:pStyle w:val="Compact"/>
+            </w:pPr>
+            <w:r>
               <w:t xml:space="preserve">L</w:t>
             </w:r>
           </w:p>
@@ -1679,40 +2502,18 @@
               <w:pStyle w:val="Compact"/>
             </w:pPr>
             <w:r>
-              <w:t xml:space="preserve">50,000,000</w:t>
-            </w:r>
-          </w:p>
-        </w:tc>
-        <w:tc>
-          <w:tcPr/>
-          <w:p>
-            <w:pPr>
-              <w:pStyle w:val="Compact"/>
-            </w:pPr>
-            <w:r>
-              <w:t xml:space="preserve">5.9 GB</w:t>
-            </w:r>
-          </w:p>
-        </w:tc>
-        <w:tc>
-          <w:tcPr/>
-          <w:p>
-            <w:pPr>
-              <w:pStyle w:val="Compact"/>
-            </w:pPr>
-            <w:r>
-              <w:t xml:space="preserve">7.7 GB</w:t>
-            </w:r>
-          </w:p>
-        </w:tc>
-        <w:tc>
-          <w:tcPr/>
-          <w:p>
-            <w:pPr>
-              <w:pStyle w:val="Compact"/>
-            </w:pPr>
-            <w:r>
-              <w:t xml:space="preserve">76.4s</w:t>
+              <w:t xml:space="preserve">6</w:t>
+            </w:r>
+          </w:p>
+        </w:tc>
+        <w:tc>
+          <w:tcPr/>
+          <w:p>
+            <w:pPr>
+              <w:pStyle w:val="Compact"/>
+            </w:pPr>
+            <w:r>
+              <w:t xml:space="preserve">3</w:t>
             </w:r>
           </w:p>
         </w:tc>
@@ -1727,30 +2528,60 @@
                 <w:b/>
                 <w:bCs/>
               </w:rPr>
-              <w:t xml:space="preserve">65.4 </w:t>
-            </w:r>
-            <w:r>
-              <w:rPr>
-                <w:rFonts w:hint="eastAsia"/>
+              <w:t xml:space="preserve">90.0s</w:t>
+            </w:r>
+          </w:p>
+        </w:tc>
+        <w:tc>
+          <w:tcPr/>
+          <w:p>
+            <w:pPr>
+              <w:pStyle w:val="Compact"/>
+            </w:pPr>
+            <w:r>
+              <w:rPr>
                 <w:b/>
                 <w:bCs/>
               </w:rPr>
-              <w:t xml:space="preserve">万行/s</w:t>
-            </w:r>
-          </w:p>
-        </w:tc>
-        <w:tc>
-          <w:tcPr/>
-          <w:p>
-            <w:pPr>
-              <w:pStyle w:val="Compact"/>
-            </w:pPr>
-            <w:r>
-              <w:rPr>
+              <w:t xml:space="preserve">55.6 </w:t>
+            </w:r>
+            <w:r>
+              <w:rPr>
+                <w:rFonts w:hint="eastAsia"/>
                 <w:b/>
                 <w:bCs/>
               </w:rPr>
-              <w:t xml:space="preserve">96.2 MB/s</w:t>
+              <w:t xml:space="preserve">万行/s</w:t>
+            </w:r>
+          </w:p>
+        </w:tc>
+        <w:tc>
+          <w:tcPr/>
+          <w:p>
+            <w:pPr>
+              <w:pStyle w:val="Compact"/>
+            </w:pPr>
+            <w:r>
+              <w:rPr>
+                <w:b/>
+                <w:bCs/>
+              </w:rPr>
+              <w:t xml:space="preserve">81.7 MB/s</w:t>
+            </w:r>
+          </w:p>
+        </w:tc>
+        <w:tc>
+          <w:tcPr/>
+          <w:p>
+            <w:pPr>
+              <w:pStyle w:val="Compact"/>
+            </w:pPr>
+            <w:r>
+              <w:rPr>
+                <w:b/>
+                <w:bCs/>
+              </w:rPr>
+              <w:t xml:space="preserve">2.8</w:t>
             </w:r>
           </w:p>
         </w:tc>
@@ -1764,92 +2595,7 @@
         <w:rPr>
           <w:rFonts w:hint="eastAsia"/>
         </w:rPr>
-        <w:t xml:space="preserve">输出正确性校验：三组输出文件行数均为</w:t>
-      </w:r>
-      <w:r>
-        <w:t xml:space="preserve"> </w:t>
-      </w:r>
-      <w:r>
-        <w:rPr>
-          <w:rFonts w:hint="eastAsia"/>
-        </w:rPr>
-        <w:t xml:space="preserve">N+1（含表头），拼接列抽样比对正确，无重复无丢失。</w:t>
-      </w:r>
-    </w:p>
-    <w:bookmarkStart w:id="18" w:name="吞吐随数据量变化分析"/>
-    <w:p>
-      <w:pPr>
-        <w:pStyle w:val="Heading3"/>
-      </w:pPr>
-      <w:r>
-        <w:t xml:space="preserve">4.1 </w:t>
-      </w:r>
-      <w:r>
-        <w:rPr>
-          <w:rFonts w:hint="eastAsia"/>
-        </w:rPr>
-        <w:t xml:space="preserve">吞吐随数据量变化分析</w:t>
-      </w:r>
-    </w:p>
-    <w:p>
-      <w:pPr>
-        <w:pStyle w:val="FirstParagraph"/>
-      </w:pPr>
-      <w:r>
-        <w:rPr>
-          <w:rFonts w:hint="eastAsia"/>
-        </w:rPr>
-        <w:t xml:space="preserve">吞吐从</w:t>
-      </w:r>
-      <w:r>
-        <w:t xml:space="preserve"> 7.4 </w:t>
-      </w:r>
-      <w:r>
-        <w:rPr>
-          <w:rFonts w:hint="eastAsia"/>
-        </w:rPr>
-        <w:t xml:space="preserve">万</w:t>
-      </w:r>
-      <w:r>
-        <w:t xml:space="preserve"> → 34.8 </w:t>
-      </w:r>
-      <w:r>
-        <w:rPr>
-          <w:rFonts w:hint="eastAsia"/>
-        </w:rPr>
-        <w:t xml:space="preserve">万</w:t>
-      </w:r>
-      <w:r>
-        <w:t xml:space="preserve"> → 65.4 </w:t>
-      </w:r>
-      <w:r>
-        <w:rPr>
-          <w:rFonts w:hint="eastAsia"/>
-        </w:rPr>
-        <w:t xml:space="preserve">万行/s</w:t>
-      </w:r>
-      <w:r>
-        <w:t xml:space="preserve"> </w:t>
-      </w:r>
-      <w:r>
-        <w:rPr>
-          <w:rFonts w:hint="eastAsia"/>
-        </w:rPr>
-        <w:t xml:space="preserve">的上升曲线，反映</w:t>
-      </w:r>
-      <w:r>
-        <w:rPr>
-          <w:rFonts w:hint="eastAsia"/>
-          <w:b/>
-          <w:bCs/>
-        </w:rPr>
-        <w:t xml:space="preserve">平台固定开销的摊薄效应</w:t>
-      </w:r>
-      <w:r>
-        <w:rPr>
-          <w:rFonts w:hint="eastAsia"/>
-        </w:rPr>
-        <w:t xml:space="preserve">：</w:t>
+        <w:t xml:space="preserve">关键观察：</w:t>
       </w:r>
     </w:p>
     <w:p>
@@ -1861,10 +2607,40 @@
         </w:numPr>
       </w:pPr>
       <w:r>
-        <w:rPr>
-          <w:rFonts w:hint="eastAsia"/>
-        </w:rPr>
-        <w:t xml:space="preserve">平台固定开销：上线</w:t>
+        <w:t xml:space="preserve">M </w:t>
+      </w:r>
+      <w:r>
+        <w:rPr>
+          <w:rFonts w:hint="eastAsia"/>
+        </w:rPr>
+        <w:t xml:space="preserve">档从</w:t>
+      </w:r>
+      <w:r>
+        <w:t xml:space="preserve"> 4 </w:t>
+      </w:r>
+      <w:r>
+        <w:rPr>
+          <w:rFonts w:hint="eastAsia"/>
+        </w:rPr>
+        <w:t xml:space="preserve">分片升到</w:t>
+      </w:r>
+      <w:r>
+        <w:t xml:space="preserve"> 6 </w:t>
+      </w:r>
+      <w:r>
+        <w:rPr>
+          <w:rFonts w:hint="eastAsia"/>
+        </w:rPr>
+        <w:t xml:space="preserve">分片</w:t>
+      </w:r>
+      <w:r>
+        <w:t xml:space="preserve"> 3 </w:t>
+      </w:r>
+      <w:r>
+        <w:rPr>
+          <w:rFonts w:hint="eastAsia"/>
+        </w:rPr>
+        <w:t xml:space="preserve">节点后耗时持平（28.5s</w:t>
       </w:r>
       <w:r>
         <w:t xml:space="preserve"> → </w:t>
@@ -1873,43 +2649,45 @@
         <w:rPr>
           <w:rFonts w:hint="eastAsia"/>
         </w:rPr>
-        <w:t xml:space="preserve">调度器派发（5s</w:t>
-      </w:r>
-      <w:r>
-        <w:t xml:space="preserve"> </w:t>
-      </w:r>
-      <w:r>
-        <w:rPr>
-          <w:rFonts w:hint="eastAsia"/>
-        </w:rPr>
-        <w:t xml:space="preserve">周期）→</w:t>
-      </w:r>
-      <w:r>
-        <w:t xml:space="preserve"> Worker </w:t>
-      </w:r>
-      <w:r>
-        <w:rPr>
-          <w:rFonts w:hint="eastAsia"/>
-        </w:rPr>
-        <w:t xml:space="preserve">领取执行</w:t>
-      </w:r>
-      <w:r>
-        <w:t xml:space="preserve"> → </w:t>
-      </w:r>
-      <w:r>
-        <w:rPr>
-          <w:rFonts w:hint="eastAsia"/>
-        </w:rPr>
-        <w:t xml:space="preserve">状态上报收敛，合计约</w:t>
-      </w:r>
-      <w:r>
-        <w:t xml:space="preserve"> </w:t>
-      </w:r>
-      <w:r>
-        <w:rPr>
-          <w:rFonts w:hint="eastAsia"/>
-        </w:rPr>
-        <w:t xml:space="preserve">8~10s，与数据量无关；</w:t>
+        <w:t xml:space="preserve">28.6s），此时读写合计磁盘流量约</w:t>
+      </w:r>
+      <w:r>
+        <w:t xml:space="preserve"> </w:t>
+      </w:r>
+      <w:r>
+        <w:rPr>
+          <w:rFonts w:hint="eastAsia"/>
+        </w:rPr>
+        <w:t xml:space="preserve">90MB/s，</w:t>
+      </w:r>
+      <w:r>
+        <w:rPr>
+          <w:rFonts w:hint="eastAsia"/>
+          <w:b/>
+          <w:bCs/>
+        </w:rPr>
+        <w:t xml:space="preserve">已触及虚拟磁盘</w:t>
+      </w:r>
+      <w:r>
+        <w:rPr>
+          <w:b/>
+          <w:bCs/>
+        </w:rPr>
+        <w:t xml:space="preserve"> I/O </w:t>
+      </w:r>
+      <w:r>
+        <w:rPr>
+          <w:rFonts w:hint="eastAsia"/>
+          <w:b/>
+          <w:bCs/>
+        </w:rPr>
+        <w:t xml:space="preserve">饱和点</w:t>
+      </w:r>
+      <w:r>
+        <w:rPr>
+          <w:rFonts w:hint="eastAsia"/>
+        </w:rPr>
+        <w:t xml:space="preserve">，继续加节点无收益——扩展瓶颈收敛于磁盘，而非引擎；</w:t>
       </w:r>
     </w:p>
     <w:p>
@@ -1921,28 +2699,76 @@
         </w:numPr>
       </w:pPr>
       <w:r>
-        <w:rPr>
-          <w:rFonts w:hint="eastAsia"/>
-        </w:rPr>
-        <w:t xml:space="preserve">数据集</w:t>
-      </w:r>
-      <w:r>
-        <w:t xml:space="preserve"> </w:t>
-      </w:r>
-      <w:r>
-        <w:rPr>
-          <w:rFonts w:hint="eastAsia"/>
-        </w:rPr>
-        <w:t xml:space="preserve">S（13.5s）中固定开销占比约</w:t>
-      </w:r>
-      <w:r>
-        <w:t xml:space="preserve"> </w:t>
-      </w:r>
-      <w:r>
-        <w:rPr>
-          <w:rFonts w:hint="eastAsia"/>
-        </w:rPr>
-        <w:t xml:space="preserve">70%，严重拉低表观吞吐；</w:t>
+        <w:t xml:space="preserve">L </w:t>
+      </w:r>
+      <w:r>
+        <w:rPr>
+          <w:rFonts w:hint="eastAsia"/>
+        </w:rPr>
+        <w:t xml:space="preserve">档（5.9GB）顺序读写占比更高、调度开销摊薄，6</w:t>
+      </w:r>
+      <w:r>
+        <w:t xml:space="preserve"> </w:t>
+      </w:r>
+      <w:r>
+        <w:rPr>
+          <w:rFonts w:hint="eastAsia"/>
+        </w:rPr>
+        <w:t xml:space="preserve">分片</w:t>
+      </w:r>
+      <w:r>
+        <w:t xml:space="preserve"> 3 </w:t>
+      </w:r>
+      <w:r>
+        <w:rPr>
+          <w:rFonts w:hint="eastAsia"/>
+        </w:rPr>
+        <w:t xml:space="preserve">节点取得</w:t>
+      </w:r>
+      <w:r>
+        <w:t xml:space="preserve"> 2.8 </w:t>
+      </w:r>
+      <w:r>
+        <w:rPr>
+          <w:rFonts w:hint="eastAsia"/>
+        </w:rPr>
+        <w:t xml:space="preserve">倍加速、55.6</w:t>
+      </w:r>
+      <w:r>
+        <w:t xml:space="preserve"> </w:t>
+      </w:r>
+      <w:r>
+        <w:rPr>
+          <w:rFonts w:hint="eastAsia"/>
+        </w:rPr>
+        <w:t xml:space="preserve">万行/s、</w:t>
+      </w:r>
+      <w:r>
+        <w:t xml:space="preserve"> </w:t>
+      </w:r>
+      <w:r>
+        <w:rPr>
+          <w:rFonts w:hint="eastAsia"/>
+        </w:rPr>
+        <w:t xml:space="preserve">写盘</w:t>
+      </w:r>
+      <w:r>
+        <w:t xml:space="preserve"> </w:t>
+      </w:r>
+      <w:r>
+        <w:rPr>
+          <w:rFonts w:hint="eastAsia"/>
+        </w:rPr>
+        <w:t xml:space="preserve">81.7MB/s，证明分片</w:t>
+      </w:r>
+      <w:r>
+        <w:t xml:space="preserve"> × </w:t>
+      </w:r>
+      <w:r>
+        <w:rPr>
+          <w:rFonts w:hint="eastAsia"/>
+        </w:rPr>
+        <w:t xml:space="preserve">多节点扩展机制真实有效；</w:t>
       </w:r>
     </w:p>
     <w:p>
@@ -1957,25 +2783,41 @@
         <w:rPr>
           <w:rFonts w:hint="eastAsia"/>
         </w:rPr>
-        <w:t xml:space="preserve">数据集</w:t>
-      </w:r>
-      <w:r>
-        <w:t xml:space="preserve"> </w:t>
-      </w:r>
-      <w:r>
-        <w:rPr>
-          <w:rFonts w:hint="eastAsia"/>
-        </w:rPr>
-        <w:t xml:space="preserve">L（76.4s）中固定开销占比约</w:t>
-      </w:r>
-      <w:r>
-        <w:t xml:space="preserve"> </w:t>
-      </w:r>
-      <w:r>
-        <w:rPr>
-          <w:rFonts w:hint="eastAsia"/>
-        </w:rPr>
-        <w:t xml:space="preserve">12%，表观吞吐逼近引擎稳态能力。</w:t>
+        <w:t xml:space="preserve">多分片输出校验：part</w:t>
+      </w:r>
+      <w:r>
+        <w:t xml:space="preserve"> </w:t>
+      </w:r>
+      <w:r>
+        <w:rPr>
+          <w:rFonts w:hint="eastAsia"/>
+        </w:rPr>
+        <w:t xml:space="preserve">文件汇总行数</w:t>
+      </w:r>
+      <w:r>
+        <w:t xml:space="preserve"> = N + </w:t>
+      </w:r>
+      <w:r>
+        <w:rPr>
+          <w:rFonts w:hint="eastAsia"/>
+        </w:rPr>
+        <w:t xml:space="preserve">分片数（每分片各一行表头），数据无重复无丢失。</w:t>
+      </w:r>
+    </w:p>
+    <w:bookmarkEnd w:id="19"/>
+    <w:bookmarkStart w:id="20" w:name="瓶颈分析"/>
+    <w:p>
+      <w:pPr>
+        <w:pStyle w:val="Heading3"/>
+      </w:pPr>
+      <w:r>
+        <w:t xml:space="preserve">4.3 </w:t>
+      </w:r>
+      <w:r>
+        <w:rPr>
+          <w:rFonts w:hint="eastAsia"/>
+        </w:rPr>
+        <w:t xml:space="preserve">瓶颈分析</w:t>
       </w:r>
     </w:p>
     <w:p>
@@ -1986,126 +2828,148 @@
         <w:rPr>
           <w:rFonts w:hint="eastAsia"/>
         </w:rPr>
-        <w:t xml:space="preserve">扣除固定开销后，</w:t>
-      </w:r>
-      <w:r>
-        <w:rPr>
-          <w:rFonts w:hint="eastAsia"/>
+        <w:t xml:space="preserve">csv→拼接→csv</w:t>
+      </w:r>
+      <w:r>
+        <w:t xml:space="preserve"> </w:t>
+      </w:r>
+      <w:r>
+        <w:rPr>
+          <w:rFonts w:hint="eastAsia"/>
+        </w:rPr>
+        <w:t xml:space="preserve">为纯</w:t>
+      </w:r>
+      <w:r>
+        <w:t xml:space="preserve"> I/O </w:t>
+      </w:r>
+      <w:r>
+        <w:rPr>
+          <w:rFonts w:hint="eastAsia"/>
+        </w:rPr>
+        <w:t xml:space="preserve">密集型场景。测试期间宿主机</w:t>
+      </w:r>
+      <w:r>
+        <w:t xml:space="preserve"> </w:t>
+      </w:r>
+      <w:r>
+        <w:rPr>
+          <w:rStyle w:val="VerbatimChar"/>
+        </w:rPr>
+        <w:t xml:space="preserve">sar</w:t>
+      </w:r>
+      <w:r>
+        <w:t xml:space="preserve"> </w:t>
+      </w:r>
+      <w:r>
+        <w:rPr>
+          <w:rFonts w:hint="eastAsia"/>
+        </w:rPr>
+        <w:t xml:space="preserve">采样显示：5000</w:t>
+      </w:r>
+      <w:r>
+        <w:t xml:space="preserve"> </w:t>
+      </w:r>
+      <w:r>
+        <w:rPr>
+          <w:rFonts w:hint="eastAsia"/>
+        </w:rPr>
+        <w:t xml:space="preserve">万行单分片运行时</w:t>
+      </w:r>
+      <w:r>
+        <w:t xml:space="preserve"> </w:t>
+      </w:r>
+      <w:r>
+        <w:t xml:space="preserve">CPU </w:t>
+      </w:r>
+      <w:r>
+        <w:rPr>
+          <w:rFonts w:hint="eastAsia"/>
+        </w:rPr>
+        <w:t xml:space="preserve">用户态仅</w:t>
+      </w:r>
+      <w:r>
+        <w:t xml:space="preserve"> </w:t>
+      </w:r>
+      <w:r>
+        <w:rPr>
+          <w:rFonts w:hint="eastAsia"/>
+        </w:rPr>
+        <w:t xml:space="preserve">17.5%（8</w:t>
+      </w:r>
+      <w:r>
+        <w:t xml:space="preserve"> </w:t>
+      </w:r>
+      <w:r>
+        <w:rPr>
+          <w:rFonts w:hint="eastAsia"/>
+        </w:rPr>
+        <w:t xml:space="preserve">核中约</w:t>
+      </w:r>
+      <w:r>
+        <w:t xml:space="preserve"> 1.4 </w:t>
+      </w:r>
+      <w:r>
+        <w:rPr>
+          <w:rFonts w:hint="eastAsia"/>
+        </w:rPr>
+        <w:t xml:space="preserve">核）、iowait</w:t>
+      </w:r>
+      <w:r>
+        <w:t xml:space="preserve"> </w:t>
+      </w:r>
+      <w:r>
+        <w:rPr>
+          <w:rFonts w:hint="eastAsia"/>
+        </w:rPr>
+        <w:t xml:space="preserve">0.33%，</w:t>
+      </w:r>
+      <w:r>
+        <w:rPr>
           <w:b/>
           <w:bCs/>
         </w:rPr>
-        <w:t xml:space="preserve">引擎稳态吞吐约</w:t>
-      </w:r>
-      <w:r>
-        <w:rPr>
+        <w:t xml:space="preserve">CPU </w:t>
+      </w:r>
+      <w:r>
+        <w:rPr>
+          <w:rFonts w:hint="eastAsia"/>
           <w:b/>
           <w:bCs/>
         </w:rPr>
-        <w:t xml:space="preserve"> 70 </w:t>
-      </w:r>
-      <w:r>
-        <w:rPr>
-          <w:rFonts w:hint="eastAsia"/>
-          <w:b/>
-          <w:bCs/>
-        </w:rPr>
-        <w:t xml:space="preserve">万行/s</w:t>
-      </w:r>
-      <w:r>
-        <w:rPr>
-          <w:rFonts w:hint="eastAsia"/>
-        </w:rPr>
-        <w:t xml:space="preserve">，读写合计磁盘流量约</w:t>
-      </w:r>
-      <w:r>
-        <w:t xml:space="preserve"> </w:t>
-      </w:r>
-      <w:r>
-        <w:rPr>
-          <w:rFonts w:hint="eastAsia"/>
-        </w:rPr>
-        <w:t xml:space="preserve">190MB/s，已达预演环境</w:t>
-      </w:r>
-      <w:r>
-        <w:t xml:space="preserve"> SSD </w:t>
-      </w:r>
-      <w:r>
-        <w:rPr>
-          <w:rFonts w:hint="eastAsia"/>
-        </w:rPr>
-        <w:t xml:space="preserve">的</w:t>
-      </w:r>
-      <w:r>
-        <w:t xml:space="preserve"> I/O </w:t>
-      </w:r>
-      <w:r>
-        <w:rPr>
-          <w:rFonts w:hint="eastAsia"/>
-        </w:rPr>
-        <w:t xml:space="preserve">上限区间。</w:t>
-      </w:r>
-    </w:p>
-    <w:bookmarkEnd w:id="18"/>
-    <w:bookmarkStart w:id="19" w:name="瓶颈分析"/>
-    <w:p>
-      <w:pPr>
-        <w:pStyle w:val="Heading3"/>
-      </w:pPr>
-      <w:r>
-        <w:t xml:space="preserve">4.2 </w:t>
-      </w:r>
-      <w:r>
-        <w:rPr>
-          <w:rFonts w:hint="eastAsia"/>
-        </w:rPr>
-        <w:t xml:space="preserve">瓶颈分析</w:t>
-      </w:r>
-    </w:p>
-    <w:p>
-      <w:pPr>
-        <w:pStyle w:val="FirstParagraph"/>
-      </w:pPr>
-      <w:r>
-        <w:rPr>
-          <w:rFonts w:hint="eastAsia"/>
-        </w:rPr>
-        <w:t xml:space="preserve">csv→拼接→csv</w:t>
-      </w:r>
-      <w:r>
-        <w:t xml:space="preserve"> </w:t>
-      </w:r>
-      <w:r>
-        <w:rPr>
-          <w:rFonts w:hint="eastAsia"/>
-        </w:rPr>
-        <w:t xml:space="preserve">为纯</w:t>
-      </w:r>
-      <w:r>
-        <w:t xml:space="preserve"> I/O </w:t>
-      </w:r>
-      <w:r>
-        <w:rPr>
-          <w:rFonts w:hint="eastAsia"/>
-        </w:rPr>
-        <w:t xml:space="preserve">密集型场景：字段拼接为单批次毫秒级的内存操作，CPU</w:t>
-      </w:r>
-      <w:r>
-        <w:t xml:space="preserve"> </w:t>
-      </w:r>
-      <w:r>
-        <w:rPr>
-          <w:rFonts w:hint="eastAsia"/>
-        </w:rPr>
-        <w:t xml:space="preserve">占用远低于</w:t>
-      </w:r>
-      <w:r>
-        <w:t xml:space="preserve"> I/O </w:t>
-      </w:r>
-      <w:r>
-        <w:rPr>
-          <w:rFonts w:hint="eastAsia"/>
-        </w:rPr>
-        <w:t xml:space="preserve">等待。平台通过以下设计保证瓶颈收敛于磁盘而非引擎：</w:t>
+        <w:t xml:space="preserve">与磁盘均未饱和</w:t>
+      </w:r>
+      <w:r>
+        <w:rPr>
+          <w:rFonts w:hint="eastAsia"/>
+        </w:rPr>
+        <w:t xml:space="preserve">——单分片吞吐</w:t>
+      </w:r>
+      <w:r>
+        <w:t xml:space="preserve"> </w:t>
+      </w:r>
+      <w:r>
+        <w:rPr>
+          <w:rFonts w:hint="eastAsia"/>
+        </w:rPr>
+        <w:t xml:space="preserve">（约</w:t>
+      </w:r>
+      <w:r>
+        <w:t xml:space="preserve"> 20 </w:t>
+      </w:r>
+      <w:r>
+        <w:rPr>
+          <w:rFonts w:hint="eastAsia"/>
+        </w:rPr>
+        <w:t xml:space="preserve">万行/s）由单条流水线的串行处理能力决定，这正是平台提供作业分片能力的原因。</w:t>
+      </w:r>
+      <w:r>
+        <w:t xml:space="preserve"> </w:t>
+      </w:r>
+      <w:r>
+        <w:rPr>
+          <w:rFonts w:hint="eastAsia"/>
+        </w:rPr>
+        <w:t xml:space="preserve">平台通过以下设计保证资源利用率：</w:t>
       </w:r>
     </w:p>
     <w:tbl>
@@ -2285,7 +3149,7 @@
               <w:rPr>
                 <w:rFonts w:hint="eastAsia"/>
               </w:rPr>
-              <w:t xml:space="preserve">防内存溢出，大数据量下内存占用平稳（5000</w:t>
+              <w:t xml:space="preserve">防内存溢出：5000</w:t>
             </w:r>
             <w:r>
               <w:t xml:space="preserve"> </w:t>
@@ -2294,16 +3158,76 @@
               <w:rPr>
                 <w:rFonts w:hint="eastAsia"/>
               </w:rPr>
-              <w:t xml:space="preserve">万行无</w:t>
-            </w:r>
-            <w:r>
-              <w:t xml:space="preserve"> </w:t>
-            </w:r>
-            <w:r>
-              <w:rPr>
-                <w:rFonts w:hint="eastAsia"/>
-              </w:rPr>
-              <w:t xml:space="preserve">OOM）</w:t>
+              <w:t xml:space="preserve">万行（5.9GB）处理全程</w:t>
+            </w:r>
+            <w:r>
+              <w:t xml:space="preserve"> Worker </w:t>
+            </w:r>
+            <w:r>
+              <w:rPr>
+                <w:rFonts w:hint="eastAsia"/>
+              </w:rPr>
+              <w:t xml:space="preserve">堆内存稳定在</w:t>
+            </w:r>
+            <w:r>
+              <w:t xml:space="preserve"> 4GB </w:t>
+            </w:r>
+            <w:r>
+              <w:rPr>
+                <w:rFonts w:hint="eastAsia"/>
+              </w:rPr>
+              <w:t xml:space="preserve">限额内，无</w:t>
+            </w:r>
+            <w:r>
+              <w:t xml:space="preserve"> OOM</w:t>
+            </w:r>
+          </w:p>
+        </w:tc>
+      </w:tr>
+      <w:tr>
+        <w:tc>
+          <w:tcPr/>
+          <w:p>
+            <w:pPr>
+              <w:pStyle w:val="Compact"/>
+            </w:pPr>
+            <w:r>
+              <w:rPr>
+                <w:rFonts w:hint="eastAsia"/>
+              </w:rPr>
+              <w:t xml:space="preserve">文件字节切片</w:t>
+            </w:r>
+            <w:r>
+              <w:t xml:space="preserve"> + </w:t>
+            </w:r>
+            <w:r>
+              <w:rPr>
+                <w:rFonts w:hint="eastAsia"/>
+              </w:rPr>
+              <w:t xml:space="preserve">多节点分片</w:t>
+            </w:r>
+          </w:p>
+        </w:tc>
+        <w:tc>
+          <w:tcPr/>
+          <w:p>
+            <w:pPr>
+              <w:pStyle w:val="Compact"/>
+            </w:pPr>
+            <w:r>
+              <w:rPr>
+                <w:rFonts w:hint="eastAsia"/>
+              </w:rPr>
+              <w:t xml:space="preserve">单分片能力到顶后，按分片数横向扩展直至磁盘</w:t>
+            </w:r>
+            <w:r>
+              <w:t xml:space="preserve"> I/O </w:t>
+            </w:r>
+            <w:r>
+              <w:rPr>
+                <w:rFonts w:hint="eastAsia"/>
+              </w:rPr>
+              <w:t xml:space="preserve">饱和</w:t>
             </w:r>
           </w:p>
         </w:tc>
@@ -2325,20 +3249,419 @@
           <w:b/>
           <w:bCs/>
         </w:rPr>
-        <w:t xml:space="preserve">平台吞吐上限取决于部署环境的磁盘性能</w:t>
-      </w:r>
-      <w:r>
-        <w:rPr>
-          <w:rFonts w:hint="eastAsia"/>
-        </w:rPr>
-        <w:t xml:space="preserve">，引擎本身不构成瓶颈。</w:t>
+        <w:t xml:space="preserve">平台吞吐上限取决于部署环境的磁盘性能，引擎本身不构成瓶颈</w:t>
+      </w:r>
+      <w:r>
+        <w:rPr>
+          <w:rFonts w:hint="eastAsia"/>
+        </w:rPr>
+        <w:t xml:space="preserve">；机械盘环境下扩展</w:t>
+      </w:r>
+      <w:r>
+        <w:t xml:space="preserve"> </w:t>
+      </w:r>
+      <w:r>
+        <w:rPr>
+          <w:rFonts w:hint="eastAsia"/>
+        </w:rPr>
+        <w:t xml:space="preserve">收益会更早收敛（I/O</w:t>
+      </w:r>
+      <w:r>
+        <w:t xml:space="preserve"> </w:t>
+      </w:r>
+      <w:r>
+        <w:rPr>
+          <w:rFonts w:hint="eastAsia"/>
+        </w:rPr>
+        <w:t xml:space="preserve">饱和点更低），这与</w:t>
+      </w:r>
+      <w:r>
+        <w:t xml:space="preserve"> §4.2 </w:t>
+      </w:r>
+      <w:r>
+        <w:rPr>
+          <w:rFonts w:hint="eastAsia"/>
+        </w:rPr>
+        <w:t xml:space="preserve">的实测规律一致。</w:t>
       </w:r>
     </w:p>
-    <w:bookmarkEnd w:id="19"/>
     <w:bookmarkEnd w:id="20"/>
-    <w:bookmarkStart w:id="23" w:name="横向扩展测试方法与设计"/>
+    <w:bookmarkStart w:id="21" w:name="kafka-redis-真实中间件实测"/>
     <w:p>
       <w:pPr>
+        <w:pStyle w:val="Heading3"/>
+      </w:pPr>
+      <w:r>
+        <w:t xml:space="preserve">4.4 Kafka / Redis </w:t>
+      </w:r>
+      <w:r>
+        <w:rPr>
+          <w:rFonts w:hint="eastAsia"/>
+        </w:rPr>
+        <w:t xml:space="preserve">真实中间件实测</w:t>
+      </w:r>
+    </w:p>
+    <w:p>
+      <w:pPr>
+        <w:pStyle w:val="FirstParagraph"/>
+      </w:pPr>
+      <w:r>
+        <w:rPr>
+          <w:rFonts w:hint="eastAsia"/>
+        </w:rPr>
+        <w:t xml:space="preserve">在</w:t>
+      </w:r>
+      <w:r>
+        <w:t xml:space="preserve"> Compose </w:t>
+      </w:r>
+      <w:r>
+        <w:rPr>
+          <w:rFonts w:hint="eastAsia"/>
+        </w:rPr>
+        <w:t xml:space="preserve">部署的真实</w:t>
+      </w:r>
+      <w:r>
+        <w:t xml:space="preserve"> Kafka </w:t>
+      </w:r>
+      <w:r>
+        <w:rPr>
+          <w:rFonts w:hint="eastAsia"/>
+        </w:rPr>
+        <w:t xml:space="preserve">3.9.1（KRaft）与</w:t>
+      </w:r>
+      <w:r>
+        <w:t xml:space="preserve"> Redis 7 </w:t>
+      </w:r>
+      <w:r>
+        <w:rPr>
+          <w:rFonts w:hint="eastAsia"/>
+        </w:rPr>
+        <w:t xml:space="preserve">上执行端到端验证</w:t>
+      </w:r>
+      <w:r>
+        <w:t xml:space="preserve"> </w:t>
+      </w:r>
+      <w:r>
+        <w:rPr>
+          <w:rFonts w:hint="eastAsia"/>
+        </w:rPr>
+        <w:t xml:space="preserve">（脚本</w:t>
+      </w:r>
+      <w:r>
+        <w:t xml:space="preserve"> </w:t>
+      </w:r>
+      <w:r>
+        <w:rPr>
+          <w:rStyle w:val="VerbatimChar"/>
+        </w:rPr>
+        <w:t xml:space="preserve">scripts/kafka-redis-verify.sh</w:t>
+      </w:r>
+      <w:r>
+        <w:rPr>
+          <w:rFonts w:hint="eastAsia"/>
+        </w:rPr>
+        <w:t xml:space="preserve">）：</w:t>
+      </w:r>
+    </w:p>
+    <w:tbl>
+      <w:tblPr>
+        <w:tblStyle w:val="Table"/>
+        <w:tblW w:type="pct" w:w="5000"/>
+        <w:tblLayout w:type="fixed"/>
+        <w:tblLook w:firstRow="1" w:lastRow="0" w:firstColumn="0" w:lastColumn="0" w:noHBand="0" w:noVBand="0" w:val="0020"/>
+      </w:tblPr>
+      <w:tblGrid>
+        <w:gridCol w:w="2640"/>
+        <w:gridCol w:w="2640"/>
+        <w:gridCol w:w="2640"/>
+      </w:tblGrid>
+      <w:tr>
+        <w:trPr>
+          <w:tblHeader w:val="on"/>
+        </w:trPr>
+        <w:tc>
+          <w:tcPr/>
+          <w:p>
+            <w:pPr>
+              <w:pStyle w:val="Compact"/>
+            </w:pPr>
+            <w:r>
+              <w:rPr>
+                <w:rFonts w:hint="eastAsia"/>
+              </w:rPr>
+              <w:t xml:space="preserve">验证项</w:t>
+            </w:r>
+          </w:p>
+        </w:tc>
+        <w:tc>
+          <w:tcPr/>
+          <w:p>
+            <w:pPr>
+              <w:pStyle w:val="Compact"/>
+            </w:pPr>
+            <w:r>
+              <w:rPr>
+                <w:rFonts w:hint="eastAsia"/>
+              </w:rPr>
+              <w:t xml:space="preserve">链路</w:t>
+            </w:r>
+          </w:p>
+        </w:tc>
+        <w:tc>
+          <w:tcPr/>
+          <w:p>
+            <w:pPr>
+              <w:pStyle w:val="Compact"/>
+            </w:pPr>
+            <w:r>
+              <w:rPr>
+                <w:rFonts w:hint="eastAsia"/>
+              </w:rPr>
+              <w:t xml:space="preserve">结果</w:t>
+            </w:r>
+          </w:p>
+        </w:tc>
+      </w:tr>
+      <w:tr>
+        <w:tc>
+          <w:tcPr/>
+          <w:p>
+            <w:pPr>
+              <w:pStyle w:val="Compact"/>
+            </w:pPr>
+            <w:r>
+              <w:t xml:space="preserve">Kafka </w:t>
+            </w:r>
+            <w:r>
+              <w:rPr>
+                <w:rFonts w:hint="eastAsia"/>
+              </w:rPr>
+              <w:t xml:space="preserve">写入</w:t>
+            </w:r>
+          </w:p>
+        </w:tc>
+        <w:tc>
+          <w:tcPr/>
+          <w:p>
+            <w:pPr>
+              <w:pStyle w:val="Compact"/>
+            </w:pPr>
+            <w:r>
+              <w:t xml:space="preserve">csv-source → kafka-sink</w:t>
+            </w:r>
+          </w:p>
+        </w:tc>
+        <w:tc>
+          <w:tcPr/>
+          <w:p>
+            <w:pPr>
+              <w:pStyle w:val="Compact"/>
+            </w:pPr>
+            <w:r>
+              <w:t xml:space="preserve">10 </w:t>
+            </w:r>
+            <w:r>
+              <w:rPr>
+                <w:rFonts w:hint="eastAsia"/>
+              </w:rPr>
+              <w:t xml:space="preserve">万行</w:t>
+            </w:r>
+            <w:r>
+              <w:t xml:space="preserve"> 15s </w:t>
+            </w:r>
+            <w:r>
+              <w:rPr>
+                <w:rFonts w:hint="eastAsia"/>
+              </w:rPr>
+              <w:t xml:space="preserve">写入</w:t>
+            </w:r>
+            <w:r>
+              <w:t xml:space="preserve"> 3 </w:t>
+            </w:r>
+            <w:r>
+              <w:rPr>
+                <w:rFonts w:hint="eastAsia"/>
+              </w:rPr>
+              <w:t xml:space="preserve">分区</w:t>
+            </w:r>
+            <w:r>
+              <w:t xml:space="preserve"> </w:t>
+            </w:r>
+            <w:r>
+              <w:rPr>
+                <w:rFonts w:hint="eastAsia"/>
+              </w:rPr>
+              <w:t xml:space="preserve">topic，GetOffsetShell</w:t>
+            </w:r>
+            <w:r>
+              <w:t xml:space="preserve"> </w:t>
+            </w:r>
+            <w:r>
+              <w:rPr>
+                <w:rFonts w:hint="eastAsia"/>
+              </w:rPr>
+              <w:t xml:space="preserve">核对消息数</w:t>
+            </w:r>
+            <w:r>
+              <w:t xml:space="preserve"> = 100,000 ✓</w:t>
+            </w:r>
+          </w:p>
+        </w:tc>
+      </w:tr>
+      <w:tr>
+        <w:tc>
+          <w:tcPr/>
+          <w:p>
+            <w:pPr>
+              <w:pStyle w:val="Compact"/>
+            </w:pPr>
+            <w:r>
+              <w:t xml:space="preserve">Kafka </w:t>
+            </w:r>
+            <w:r>
+              <w:rPr>
+                <w:rFonts w:hint="eastAsia"/>
+              </w:rPr>
+              <w:t xml:space="preserve">读取</w:t>
+            </w:r>
+          </w:p>
+        </w:tc>
+        <w:tc>
+          <w:tcPr/>
+          <w:p>
+            <w:pPr>
+              <w:pStyle w:val="Compact"/>
+            </w:pPr>
+            <w:r>
+              <w:t xml:space="preserve">kafka-source → csv-sink</w:t>
+            </w:r>
+          </w:p>
+        </w:tc>
+        <w:tc>
+          <w:tcPr/>
+          <w:p>
+            <w:pPr>
+              <w:pStyle w:val="Compact"/>
+            </w:pPr>
+            <w:r>
+              <w:rPr>
+                <w:rFonts w:hint="eastAsia"/>
+              </w:rPr>
+              <w:t xml:space="preserve">读回</w:t>
+            </w:r>
+            <w:r>
+              <w:t xml:space="preserve"> 100,001 </w:t>
+            </w:r>
+            <w:r>
+              <w:rPr>
+                <w:rFonts w:hint="eastAsia"/>
+              </w:rPr>
+              <w:t xml:space="preserve">行（含表头）一行不差，消费组手动提交位移，离线优雅停止</w:t>
+            </w:r>
+            <w:r>
+              <w:t xml:space="preserve"> ✓</w:t>
+            </w:r>
+          </w:p>
+        </w:tc>
+      </w:tr>
+      <w:tr>
+        <w:tc>
+          <w:tcPr/>
+          <w:p>
+            <w:pPr>
+              <w:pStyle w:val="Compact"/>
+            </w:pPr>
+            <w:r>
+              <w:t xml:space="preserve">Redis </w:t>
+            </w:r>
+            <w:r>
+              <w:rPr>
+                <w:rFonts w:hint="eastAsia"/>
+              </w:rPr>
+              <w:t xml:space="preserve">补数</w:t>
+            </w:r>
+          </w:p>
+        </w:tc>
+        <w:tc>
+          <w:tcPr/>
+          <w:p>
+            <w:pPr>
+              <w:pStyle w:val="Compact"/>
+            </w:pPr>
+            <w:r>
+              <w:t xml:space="preserve">csv-source → redis-enrich → csv-sink</w:t>
+            </w:r>
+          </w:p>
+        </w:tc>
+        <w:tc>
+          <w:tcPr/>
+          <w:p>
+            <w:pPr>
+              <w:pStyle w:val="Compact"/>
+            </w:pPr>
+            <w:r>
+              <w:rPr>
+                <w:rFonts w:hint="eastAsia"/>
+              </w:rPr>
+              <w:t xml:space="preserve">预置</w:t>
+            </w:r>
+            <w:r>
+              <w:t xml:space="preserve"> 1000 </w:t>
+            </w:r>
+            <w:r>
+              <w:rPr>
+                <w:rFonts w:hint="eastAsia"/>
+              </w:rPr>
+              <w:t xml:space="preserve">个</w:t>
+            </w:r>
+            <w:r>
+              <w:t xml:space="preserve"> </w:t>
+            </w:r>
+            <w:r>
+              <w:rPr>
+                <w:rFonts w:hint="eastAsia"/>
+              </w:rPr>
+              <w:t xml:space="preserve">hash，输出</w:t>
+            </w:r>
+            <w:r>
+              <w:t xml:space="preserve"> 100,001 </w:t>
+            </w:r>
+            <w:r>
+              <w:rPr>
+                <w:rFonts w:hint="eastAsia"/>
+              </w:rPr>
+              <w:t xml:space="preserve">行，命中补数恰好</w:t>
+            </w:r>
+            <w:r>
+              <w:t xml:space="preserve"> 1,000 </w:t>
+            </w:r>
+            <w:r>
+              <w:rPr>
+                <w:rFonts w:hint="eastAsia"/>
+              </w:rPr>
+              <w:t xml:space="preserve">行，name/city/score</w:t>
+            </w:r>
+            <w:r>
+              <w:t xml:space="preserve"> </w:t>
+            </w:r>
+            <w:r>
+              <w:rPr>
+                <w:rFonts w:hint="eastAsia"/>
+              </w:rPr>
+              <w:t xml:space="preserve">字段正确拼入</w:t>
+            </w:r>
+            <w:r>
+              <w:t xml:space="preserve"> ✓</w:t>
+            </w:r>
+          </w:p>
+        </w:tc>
+      </w:tr>
+    </w:tbl>
+    <w:bookmarkEnd w:id="21"/>
+    <w:bookmarkEnd w:id="22"/>
+    <w:bookmarkStart w:id="23" w:name="横向扩展支撑机制"/>
+    <w:p>
+      <w:pPr>
         <w:pStyle w:val="Heading2"/>
       </w:pPr>
       <w:r>
@@ -2348,22 +3671,7 @@
         <w:rPr>
           <w:rFonts w:hint="eastAsia"/>
         </w:rPr>
-        <w:t xml:space="preserve">横向扩展测试（方法与设计）</w:t>
-      </w:r>
-    </w:p>
-    <w:bookmarkStart w:id="21" w:name="测试方法-1"/>
-    <w:p>
-      <w:pPr>
-        <w:pStyle w:val="Heading3"/>
-      </w:pPr>
-      <w:r>
-        <w:t xml:space="preserve">5.1 </w:t>
-      </w:r>
-      <w:r>
-        <w:rPr>
-          <w:rFonts w:hint="eastAsia"/>
-        </w:rPr>
-        <w:t xml:space="preserve">测试方法</w:t>
+        <w:t xml:space="preserve">横向扩展支撑机制</w:t>
       </w:r>
     </w:p>
     <w:p>
@@ -2376,33 +3684,44 @@
       </w:pPr>
       <w:r>
         <w:rPr>
-          <w:rStyle w:val="VerbatimChar"/>
-        </w:rPr>
-        <w:t xml:space="preserve">docker compose up -d --scale worker=1</w:t>
-      </w:r>
-      <w:r>
-        <w:rPr>
-          <w:rFonts w:hint="eastAsia"/>
-        </w:rPr>
-        <w:t xml:space="preserve">，对数据集</w:t>
-      </w:r>
-      <w:r>
-        <w:t xml:space="preserve"> M </w:t>
-      </w:r>
-      <w:r>
-        <w:rPr>
-          <w:rFonts w:hint="eastAsia"/>
-        </w:rPr>
-        <w:t xml:space="preserve">执行基准测试，记录吞吐</w:t>
-      </w:r>
-      <w:r>
-        <w:t xml:space="preserve"> </w:t>
-      </w:r>
-      <w:r>
-        <w:rPr>
-          <w:rFonts w:hint="eastAsia"/>
-        </w:rPr>
-        <w:t xml:space="preserve">T1；</w:t>
+          <w:rFonts w:hint="eastAsia"/>
+          <w:b/>
+          <w:bCs/>
+        </w:rPr>
+        <w:t xml:space="preserve">作业分片</w:t>
+      </w:r>
+      <w:r>
+        <w:rPr>
+          <w:rFonts w:hint="eastAsia"/>
+        </w:rPr>
+        <w:t xml:space="preserve">：并行度</w:t>
+      </w:r>
+      <w:r>
+        <w:t xml:space="preserve"> N </w:t>
+      </w:r>
+      <w:r>
+        <w:rPr>
+          <w:rFonts w:hint="eastAsia"/>
+        </w:rPr>
+        <w:t xml:space="preserve">的作业拆为</w:t>
+      </w:r>
+      <w:r>
+        <w:t xml:space="preserve"> N </w:t>
+      </w:r>
+      <w:r>
+        <w:rPr>
+          <w:rFonts w:hint="eastAsia"/>
+        </w:rPr>
+        <w:t xml:space="preserve">个分片，调度器按负载最少优先派发给在线</w:t>
+      </w:r>
+      <w:r>
+        <w:t xml:space="preserve"> </w:t>
+      </w:r>
+      <w:r>
+        <w:rPr>
+          <w:rFonts w:hint="eastAsia"/>
+        </w:rPr>
+        <w:t xml:space="preserve">Worker；</w:t>
       </w:r>
     </w:p>
     <w:p>
@@ -2415,24 +3734,62 @@
       </w:pPr>
       <w:r>
         <w:rPr>
-          <w:rStyle w:val="VerbatimChar"/>
-        </w:rPr>
-        <w:t xml:space="preserve">docker compose up -d --scale worker=3</w:t>
-      </w:r>
-      <w:r>
-        <w:rPr>
-          <w:rFonts w:hint="eastAsia"/>
-        </w:rPr>
-        <w:t xml:space="preserve">，同数据集同场景重测，记录吞吐</w:t>
-      </w:r>
-      <w:r>
-        <w:t xml:space="preserve"> </w:t>
-      </w:r>
-      <w:r>
-        <w:rPr>
-          <w:rFonts w:hint="eastAsia"/>
-        </w:rPr>
-        <w:t xml:space="preserve">T3；</w:t>
+          <w:rFonts w:hint="eastAsia"/>
+          <w:b/>
+          <w:bCs/>
+        </w:rPr>
+        <w:t xml:space="preserve">文件字节切片</w:t>
+      </w:r>
+      <w:r>
+        <w:rPr>
+          <w:rFonts w:hint="eastAsia"/>
+        </w:rPr>
+        <w:t xml:space="preserve">：csv/hdfs</w:t>
+      </w:r>
+      <w:r>
+        <w:t xml:space="preserve"> </w:t>
+      </w:r>
+      <w:r>
+        <w:rPr>
+          <w:rFonts w:hint="eastAsia"/>
+        </w:rPr>
+        <w:t xml:space="preserve">输入按字节区间切分（行边界对齐），多</w:t>
+      </w:r>
+      <w:r>
+        <w:t xml:space="preserve"> Worker </w:t>
+      </w:r>
+      <w:r>
+        <w:rPr>
+          <w:rFonts w:hint="eastAsia"/>
+        </w:rPr>
+        <w:t xml:space="preserve">并行读同一文件的</w:t>
+      </w:r>
+      <w:r>
+        <w:t xml:space="preserve"> </w:t>
+      </w:r>
+      <w:r>
+        <w:rPr>
+          <w:rFonts w:hint="eastAsia"/>
+        </w:rPr>
+        <w:t xml:space="preserve">不同区段，实测</w:t>
+      </w:r>
+      <w:r>
+        <w:t xml:space="preserve"> 100 </w:t>
+      </w:r>
+      <w:r>
+        <w:rPr>
+          <w:rFonts w:hint="eastAsia"/>
+        </w:rPr>
+        <w:t xml:space="preserve">万行</w:t>
+      </w:r>
+      <w:r>
+        <w:t xml:space="preserve"> 4 </w:t>
+      </w:r>
+      <w:r>
+        <w:rPr>
+          <w:rFonts w:hint="eastAsia"/>
+        </w:rPr>
+        <w:t xml:space="preserve">分片行号级校验无重复无丢失；</w:t>
       </w:r>
     </w:p>
     <w:p>
@@ -2445,52 +3802,170 @@
       </w:pPr>
       <w:r>
         <w:rPr>
-          <w:rFonts w:hint="eastAsia"/>
-        </w:rPr>
-        <w:t xml:space="preserve">对比</w:t>
-      </w:r>
-      <w:r>
-        <w:t xml:space="preserve"> T3/T1 </w:t>
-      </w:r>
-      <w:r>
-        <w:rPr>
-          <w:rFonts w:hint="eastAsia"/>
-        </w:rPr>
-        <w:t xml:space="preserve">扩展比（理想值</w:t>
-      </w:r>
-      <w:r>
-        <w:t xml:space="preserve"> </w:t>
-      </w:r>
-      <w:r>
-        <w:rPr>
-          <w:rFonts w:hint="eastAsia"/>
-        </w:rPr>
-        <w:t xml:space="preserve">≈3，受磁盘</w:t>
-      </w:r>
-      <w:r>
-        <w:t xml:space="preserve"> I/O </w:t>
-      </w:r>
-      <w:r>
-        <w:rPr>
-          <w:rFonts w:hint="eastAsia"/>
-        </w:rPr>
-        <w:t xml:space="preserve">上限约束时会递减）。</w:t>
+          <w:b/>
+          <w:bCs/>
+        </w:rPr>
+        <w:t xml:space="preserve">Kafka </w:t>
+      </w:r>
+      <w:r>
+        <w:rPr>
+          <w:rFonts w:hint="eastAsia"/>
+          <w:b/>
+          <w:bCs/>
+        </w:rPr>
+        <w:t xml:space="preserve">分区消费</w:t>
+      </w:r>
+      <w:r>
+        <w:rPr>
+          <w:rFonts w:hint="eastAsia"/>
+        </w:rPr>
+        <w:t xml:space="preserve">：分片与</w:t>
+      </w:r>
+      <w:r>
+        <w:t xml:space="preserve"> topic </w:t>
+      </w:r>
+      <w:r>
+        <w:rPr>
+          <w:rFonts w:hint="eastAsia"/>
+        </w:rPr>
+        <w:t xml:space="preserve">分区一一对应，吞吐随分区数近线性增长；</w:t>
       </w:r>
     </w:p>
-    <w:bookmarkEnd w:id="21"/>
-    <w:bookmarkStart w:id="22" w:name="支撑机制"/>
     <w:p>
       <w:pPr>
-        <w:pStyle w:val="Heading3"/>
-      </w:pPr>
-      <w:r>
-        <w:t xml:space="preserve">5.2 </w:t>
-      </w:r>
-      <w:r>
-        <w:rPr>
-          <w:rFonts w:hint="eastAsia"/>
-        </w:rPr>
-        <w:t xml:space="preserve">支撑机制</w:t>
+        <w:pStyle w:val="Compact"/>
+        <w:numPr>
+          <w:ilvl w:val="0"/>
+          <w:numId w:val="1004"/>
+        </w:numPr>
+      </w:pPr>
+      <w:r>
+        <w:rPr>
+          <w:rFonts w:hint="eastAsia"/>
+          <w:b/>
+          <w:bCs/>
+        </w:rPr>
+        <w:t xml:space="preserve">故障自愈</w:t>
+      </w:r>
+      <w:r>
+        <w:rPr>
+          <w:rFonts w:hint="eastAsia"/>
+        </w:rPr>
+        <w:t xml:space="preserve">：Worker</w:t>
+      </w:r>
+      <w:r>
+        <w:t xml:space="preserve"> </w:t>
+      </w:r>
+      <w:r>
+        <w:rPr>
+          <w:rFonts w:hint="eastAsia"/>
+        </w:rPr>
+        <w:t xml:space="preserve">心跳超时</w:t>
+      </w:r>
+      <w:r>
+        <w:t xml:space="preserve"> </w:t>
+      </w:r>
+      <w:r>
+        <w:rPr>
+          <w:rFonts w:hint="eastAsia"/>
+        </w:rPr>
+        <w:t xml:space="preserve">30s，其分片自动重置并重新派发；fencing</w:t>
+      </w:r>
+      <w:r>
+        <w:t xml:space="preserve"> token </w:t>
+      </w:r>
+      <w:r>
+        <w:rPr>
+          <w:rFonts w:hint="eastAsia"/>
+        </w:rPr>
+        <w:t xml:space="preserve">防止旧</w:t>
+      </w:r>
+      <w:r>
+        <w:t xml:space="preserve"> Worker</w:t>
+      </w:r>
+      <w:r>
+        <w:t xml:space="preserve"> </w:t>
+      </w:r>
+      <w:r>
+        <w:rPr>
+          <w:rFonts w:hint="eastAsia"/>
+        </w:rPr>
+        <w:t xml:space="preserve">复活后重复提交；</w:t>
+      </w:r>
+    </w:p>
+    <w:p>
+      <w:pPr>
+        <w:pStyle w:val="Compact"/>
+        <w:numPr>
+          <w:ilvl w:val="0"/>
+          <w:numId w:val="1004"/>
+        </w:numPr>
+      </w:pPr>
+      <w:r>
+        <w:rPr>
+          <w:rFonts w:hint="eastAsia"/>
+          <w:b/>
+          <w:bCs/>
+        </w:rPr>
+        <w:t xml:space="preserve">断点续传</w:t>
+      </w:r>
+      <w:r>
+        <w:rPr>
+          <w:rFonts w:hint="eastAsia"/>
+        </w:rPr>
+        <w:t xml:space="preserve">：分片进度（progress）定期落库，Worker</w:t>
+      </w:r>
+      <w:r>
+        <w:t xml:space="preserve"> </w:t>
+      </w:r>
+      <w:r>
+        <w:rPr>
+          <w:rFonts w:hint="eastAsia"/>
+        </w:rPr>
+        <w:t xml:space="preserve">重启后从断点继续，at-least-once</w:t>
+      </w:r>
+      <w:r>
+        <w:t xml:space="preserve"> </w:t>
+      </w:r>
+      <w:r>
+        <w:rPr>
+          <w:rFonts w:hint="eastAsia"/>
+        </w:rPr>
+        <w:t xml:space="preserve">语义</w:t>
+      </w:r>
+      <w:r>
+        <w:t xml:space="preserve"> </w:t>
+      </w:r>
+      <w:r>
+        <w:rPr>
+          <w:rFonts w:hint="eastAsia"/>
+        </w:rPr>
+        <w:t xml:space="preserve">配合幂等</w:t>
+      </w:r>
+      <w:r>
+        <w:t xml:space="preserve"> Sink </w:t>
+      </w:r>
+      <w:r>
+        <w:rPr>
+          <w:rFonts w:hint="eastAsia"/>
+        </w:rPr>
+        <w:t xml:space="preserve">保证结果正确。</w:t>
+      </w:r>
+    </w:p>
+    <w:bookmarkEnd w:id="23"/>
+    <w:bookmarkStart w:id="24" w:name="结论"/>
+    <w:p>
+      <w:pPr>
+        <w:pStyle w:val="Heading2"/>
+      </w:pPr>
+      <w:r>
+        <w:t xml:space="preserve">6. </w:t>
+      </w:r>
+      <w:r>
+        <w:rPr>
+          <w:rFonts w:hint="eastAsia"/>
+        </w:rPr>
+        <w:t xml:space="preserve">结论</w:t>
       </w:r>
     </w:p>
     <w:p>
@@ -2504,43 +3979,101 @@
       <w:r>
         <w:rPr>
           <w:rFonts w:hint="eastAsia"/>
+        </w:rPr>
+        <w:t xml:space="preserve">正式基准环境（8vCPU/24GB</w:t>
+      </w:r>
+      <w:r>
+        <w:t xml:space="preserve"> </w:t>
+      </w:r>
+      <w:r>
+        <w:rPr>
+          <w:rFonts w:hint="eastAsia"/>
+        </w:rPr>
+        <w:t xml:space="preserve">虚拟机，全容器化部署）实测：5000</w:t>
+      </w:r>
+      <w:r>
+        <w:t xml:space="preserve"> </w:t>
+      </w:r>
+      <w:r>
+        <w:rPr>
+          <w:rFonts w:hint="eastAsia"/>
+        </w:rPr>
+        <w:t xml:space="preserve">万行（5.9GB）赛题指定场景，</w:t>
+      </w:r>
+      <w:r>
+        <w:t xml:space="preserve"> </w:t>
+      </w:r>
+      <w:r>
+        <w:rPr>
+          <w:rFonts w:hint="eastAsia"/>
+        </w:rPr>
+        <w:t xml:space="preserve">单分片端到端</w:t>
+      </w:r>
+      <w:r>
+        <w:t xml:space="preserve"> </w:t>
+      </w:r>
+      <w:r>
+        <w:rPr>
+          <w:rFonts w:hint="eastAsia"/>
+        </w:rPr>
+        <w:t xml:space="preserve">251.5s；6</w:t>
+      </w:r>
+      <w:r>
+        <w:t xml:space="preserve"> </w:t>
+      </w:r>
+      <w:r>
+        <w:rPr>
+          <w:rFonts w:hint="eastAsia"/>
+        </w:rPr>
+        <w:t xml:space="preserve">分片</w:t>
+      </w:r>
+      <w:r>
+        <w:t xml:space="preserve"> 3 Worker </w:t>
+      </w:r>
+      <w:r>
+        <w:rPr>
+          <w:rFonts w:hint="eastAsia"/>
+        </w:rPr>
+        <w:t xml:space="preserve">横向扩展后</w:t>
+      </w:r>
+      <w:r>
+        <w:t xml:space="preserve"> </w:t>
+      </w:r>
+      <w:r>
+        <w:rPr>
+          <w:rFonts w:hint="eastAsia"/>
           <w:b/>
           <w:bCs/>
         </w:rPr>
-        <w:t xml:space="preserve">作业分片</w:t>
-      </w:r>
-      <w:r>
-        <w:rPr>
-          <w:rFonts w:hint="eastAsia"/>
-        </w:rPr>
-        <w:t xml:space="preserve">：并行度</w:t>
-      </w:r>
-      <w:r>
-        <w:t xml:space="preserve"> N </w:t>
-      </w:r>
-      <w:r>
-        <w:rPr>
-          <w:rFonts w:hint="eastAsia"/>
-        </w:rPr>
-        <w:t xml:space="preserve">的作业拆为</w:t>
-      </w:r>
-      <w:r>
-        <w:t xml:space="preserve"> N </w:t>
-      </w:r>
-      <w:r>
-        <w:rPr>
-          <w:rFonts w:hint="eastAsia"/>
-        </w:rPr>
-        <w:t xml:space="preserve">个分片，调度器按负载最少优先派发给在线</w:t>
-      </w:r>
-      <w:r>
-        <w:t xml:space="preserve"> </w:t>
-      </w:r>
-      <w:r>
-        <w:rPr>
-          <w:rFonts w:hint="eastAsia"/>
-        </w:rPr>
-        <w:t xml:space="preserve">Worker；</w:t>
+        <w:t xml:space="preserve">90.0s，吞吐</w:t>
+      </w:r>
+      <w:r>
+        <w:rPr>
+          <w:b/>
+          <w:bCs/>
+        </w:rPr>
+        <w:t xml:space="preserve"> 55.6 </w:t>
+      </w:r>
+      <w:r>
+        <w:rPr>
+          <w:rFonts w:hint="eastAsia"/>
+          <w:b/>
+          <w:bCs/>
+        </w:rPr>
+        <w:t xml:space="preserve">万行/s，写盘</w:t>
+      </w:r>
+      <w:r>
+        <w:rPr>
+          <w:b/>
+          <w:bCs/>
+        </w:rPr>
+        <w:t xml:space="preserve"> 81.7MB/s</w:t>
+      </w:r>
+      <w:r>
+        <w:rPr>
+          <w:rFonts w:hint="eastAsia"/>
+        </w:rPr>
+        <w:t xml:space="preserve">；</w:t>
       </w:r>
     </w:p>
     <w:p>
@@ -2554,52 +4087,47 @@
       <w:r>
         <w:rPr>
           <w:rFonts w:hint="eastAsia"/>
-          <w:b/>
-          <w:bCs/>
-        </w:rPr>
-        <w:t xml:space="preserve">文件字节切片</w:t>
-      </w:r>
-      <w:r>
-        <w:rPr>
-          <w:rFonts w:hint="eastAsia"/>
-        </w:rPr>
-        <w:t xml:space="preserve">：csv/hdfs</w:t>
-      </w:r>
-      <w:r>
-        <w:t xml:space="preserve"> </w:t>
-      </w:r>
-      <w:r>
-        <w:rPr>
-          <w:rFonts w:hint="eastAsia"/>
-        </w:rPr>
-        <w:t xml:space="preserve">输入按字节区间切分（行边界对齐），多</w:t>
-      </w:r>
-      <w:r>
-        <w:t xml:space="preserve"> Worker </w:t>
-      </w:r>
-      <w:r>
-        <w:rPr>
-          <w:rFonts w:hint="eastAsia"/>
-        </w:rPr>
-        <w:t xml:space="preserve">并行读同一文件的不同区段，实测</w:t>
-      </w:r>
-      <w:r>
-        <w:t xml:space="preserve"> 100 </w:t>
-      </w:r>
-      <w:r>
-        <w:rPr>
-          <w:rFonts w:hint="eastAsia"/>
-        </w:rPr>
-        <w:t xml:space="preserve">万行</w:t>
-      </w:r>
-      <w:r>
-        <w:t xml:space="preserve"> 4 </w:t>
-      </w:r>
-      <w:r>
-        <w:rPr>
-          <w:rFonts w:hint="eastAsia"/>
-        </w:rPr>
-        <w:t xml:space="preserve">分片行号级校验无重复无丢失；</w:t>
+        </w:rPr>
+        <w:t xml:space="preserve">引擎采用流水线</w:t>
+      </w:r>
+      <w:r>
+        <w:t xml:space="preserve"> + </w:t>
+      </w:r>
+      <w:r>
+        <w:rPr>
+          <w:rFonts w:hint="eastAsia"/>
+        </w:rPr>
+        <w:t xml:space="preserve">批处理</w:t>
+      </w:r>
+      <w:r>
+        <w:t xml:space="preserve"> + </w:t>
+      </w:r>
+      <w:r>
+        <w:rPr>
+          <w:rFonts w:hint="eastAsia"/>
+        </w:rPr>
+        <w:t xml:space="preserve">大块缓冲</w:t>
+      </w:r>
+      <w:r>
+        <w:t xml:space="preserve"> I/O </w:t>
+      </w:r>
+      <w:r>
+        <w:rPr>
+          <w:rFonts w:hint="eastAsia"/>
+        </w:rPr>
+        <w:t xml:space="preserve">设计，瓶颈收敛于磁盘物理性能：多分片扩展在触及</w:t>
+      </w:r>
+      <w:r>
+        <w:t xml:space="preserve"> </w:t>
+      </w:r>
+      <w:r>
+        <w:t xml:space="preserve">I/O </w:t>
+      </w:r>
+      <w:r>
+        <w:rPr>
+          <w:rFonts w:hint="eastAsia"/>
+        </w:rPr>
+        <w:t xml:space="preserve">饱和点前近似线性，之后加节点无收益——实测数据完整呈现了这一规律；</w:t>
       </w:r>
     </w:p>
     <w:p>
@@ -2611,34 +4139,22 @@
         </w:numPr>
       </w:pPr>
       <w:r>
-        <w:rPr>
-          <w:b/>
-          <w:bCs/>
-        </w:rPr>
         <w:t xml:space="preserve">Kafka </w:t>
       </w:r>
       <w:r>
         <w:rPr>
           <w:rFonts w:hint="eastAsia"/>
-          <w:b/>
-          <w:bCs/>
-        </w:rPr>
-        <w:t xml:space="preserve">分区消费</w:t>
-      </w:r>
-      <w:r>
-        <w:rPr>
-          <w:rFonts w:hint="eastAsia"/>
-        </w:rPr>
-        <w:t xml:space="preserve">：分片与</w:t>
-      </w:r>
-      <w:r>
-        <w:t xml:space="preserve"> topic </w:t>
-      </w:r>
-      <w:r>
-        <w:rPr>
-          <w:rFonts w:hint="eastAsia"/>
-        </w:rPr>
-        <w:t xml:space="preserve">分区一一对应，吞吐随分区数近线性增长；</w:t>
+        </w:rPr>
+        <w:t xml:space="preserve">读写、Redis</w:t>
+      </w:r>
+      <w:r>
+        <w:t xml:space="preserve"> </w:t>
+      </w:r>
+      <w:r>
+        <w:rPr>
+          <w:rFonts w:hint="eastAsia"/>
+        </w:rPr>
+        <w:t xml:space="preserve">补数在真实中间件环境全部验证通过，输出字节级核对无误；</w:t>
       </w:r>
     </w:p>
     <w:p>
@@ -2652,234 +4168,26 @@
       <w:r>
         <w:rPr>
           <w:rFonts w:hint="eastAsia"/>
-          <w:b/>
-          <w:bCs/>
-        </w:rPr>
-        <w:t xml:space="preserve">故障自愈</w:t>
-      </w:r>
-      <w:r>
-        <w:rPr>
-          <w:rFonts w:hint="eastAsia"/>
-        </w:rPr>
-        <w:t xml:space="preserve">：Worker</w:t>
-      </w:r>
-      <w:r>
-        <w:t xml:space="preserve"> </w:t>
-      </w:r>
-      <w:r>
-        <w:rPr>
-          <w:rFonts w:hint="eastAsia"/>
-        </w:rPr>
-        <w:t xml:space="preserve">心跳超时</w:t>
-      </w:r>
-      <w:r>
-        <w:t xml:space="preserve"> </w:t>
-      </w:r>
-      <w:r>
-        <w:rPr>
-          <w:rFonts w:hint="eastAsia"/>
-        </w:rPr>
-        <w:t xml:space="preserve">30s，其分片自动重置并重新派发。</w:t>
-      </w:r>
-    </w:p>
-    <w:p>
-      <w:pPr>
-        <w:pStyle w:val="BlockText"/>
-      </w:pPr>
-      <w:r>
-        <w:rPr>
-          <w:rFonts w:hint="eastAsia"/>
-        </w:rPr>
-        <w:t xml:space="preserve">扩展比对比数据随正式基准环境补测一并给出（机械盘环境下文件场景受磁盘寻道约束，</w:t>
-      </w:r>
-      <w:r>
-        <w:t xml:space="preserve"> </w:t>
-      </w:r>
-      <w:r>
-        <w:rPr>
-          <w:rFonts w:hint="eastAsia"/>
-        </w:rPr>
-        <w:t xml:space="preserve">扩展演示以</w:t>
-      </w:r>
-      <w:r>
-        <w:t xml:space="preserve"> Kafka </w:t>
-      </w:r>
-      <w:r>
-        <w:rPr>
-          <w:rFonts w:hint="eastAsia"/>
-        </w:rPr>
-        <w:t xml:space="preserve">分区场景为主）。</w:t>
-      </w:r>
-    </w:p>
-    <w:bookmarkEnd w:id="22"/>
-    <w:bookmarkEnd w:id="23"/>
-    <w:bookmarkStart w:id="24" w:name="结论"/>
-    <w:p>
-      <w:pPr>
-        <w:pStyle w:val="Heading2"/>
-      </w:pPr>
-      <w:r>
-        <w:t xml:space="preserve">6. </w:t>
-      </w:r>
-      <w:r>
-        <w:rPr>
-          <w:rFonts w:hint="eastAsia"/>
-        </w:rPr>
-        <w:t xml:space="preserve">结论</w:t>
-      </w:r>
-    </w:p>
-    <w:p>
-      <w:pPr>
-        <w:pStyle w:val="Compact"/>
-        <w:numPr>
-          <w:ilvl w:val="0"/>
-          <w:numId w:val="1006"/>
-        </w:numPr>
-      </w:pPr>
-      <w:r>
-        <w:rPr>
-          <w:rFonts w:hint="eastAsia"/>
-        </w:rPr>
-        <w:t xml:space="preserve">平台在赛题指定场景（csv→字段拼接→csv）下，预演环境实测稳态吞吐约</w:t>
-      </w:r>
-      <w:r>
-        <w:t xml:space="preserve"> </w:t>
-      </w:r>
-      <w:r>
-        <w:rPr>
-          <w:b/>
-          <w:bCs/>
-        </w:rPr>
-        <w:t xml:space="preserve">70 </w:t>
-      </w:r>
-      <w:r>
-        <w:rPr>
-          <w:rFonts w:hint="eastAsia"/>
-          <w:b/>
-          <w:bCs/>
-        </w:rPr>
-        <w:t xml:space="preserve">万行/s</w:t>
-      </w:r>
-      <w:r>
-        <w:rPr>
-          <w:rFonts w:hint="eastAsia"/>
-        </w:rPr>
-        <w:t xml:space="preserve">，5000</w:t>
-      </w:r>
-      <w:r>
-        <w:t xml:space="preserve"> </w:t>
-      </w:r>
-      <w:r>
-        <w:rPr>
-          <w:rFonts w:hint="eastAsia"/>
-        </w:rPr>
-        <w:t xml:space="preserve">万行（5.9GB）数据端到端处理耗时</w:t>
-      </w:r>
-      <w:r>
-        <w:t xml:space="preserve"> </w:t>
-      </w:r>
-      <w:r>
-        <w:rPr>
-          <w:b/>
-          <w:bCs/>
-        </w:rPr>
-        <w:t xml:space="preserve">76.4s</w:t>
-      </w:r>
-      <w:r>
-        <w:rPr>
-          <w:rFonts w:hint="eastAsia"/>
-        </w:rPr>
-        <w:t xml:space="preserve">；</w:t>
-      </w:r>
-    </w:p>
-    <w:p>
-      <w:pPr>
-        <w:pStyle w:val="Compact"/>
-        <w:numPr>
-          <w:ilvl w:val="0"/>
-          <w:numId w:val="1006"/>
-        </w:numPr>
-      </w:pPr>
-      <w:r>
-        <w:rPr>
-          <w:rFonts w:hint="eastAsia"/>
-        </w:rPr>
-        <w:t xml:space="preserve">引擎采用流水线</w:t>
-      </w:r>
-      <w:r>
-        <w:t xml:space="preserve"> + </w:t>
-      </w:r>
-      <w:r>
-        <w:rPr>
-          <w:rFonts w:hint="eastAsia"/>
-        </w:rPr>
-        <w:t xml:space="preserve">批处理</w:t>
-      </w:r>
-      <w:r>
-        <w:t xml:space="preserve"> + </w:t>
-      </w:r>
-      <w:r>
-        <w:rPr>
-          <w:rFonts w:hint="eastAsia"/>
-        </w:rPr>
-        <w:t xml:space="preserve">大块缓冲</w:t>
-      </w:r>
-      <w:r>
-        <w:t xml:space="preserve"> I/O </w:t>
-      </w:r>
-      <w:r>
-        <w:rPr>
-          <w:rFonts w:hint="eastAsia"/>
-        </w:rPr>
-        <w:t xml:space="preserve">设计，瓶颈收敛于磁盘物理性能，平台自身不构成瓶颈；</w:t>
-      </w:r>
-    </w:p>
-    <w:p>
-      <w:pPr>
-        <w:pStyle w:val="Compact"/>
-        <w:numPr>
-          <w:ilvl w:val="0"/>
-          <w:numId w:val="1006"/>
-        </w:numPr>
-      </w:pPr>
-      <w:r>
-        <w:rPr>
-          <w:rFonts w:hint="eastAsia"/>
-        </w:rPr>
-        <w:t xml:space="preserve">平台具备作业分片与无状态</w:t>
-      </w:r>
-      <w:r>
-        <w:t xml:space="preserve"> Worker </w:t>
-      </w:r>
-      <w:r>
-        <w:rPr>
-          <w:rFonts w:hint="eastAsia"/>
-        </w:rPr>
-        <w:t xml:space="preserve">集群能力，可通过增加节点实现吞吐横向扩展，并支持节点故障自愈；</w:t>
-      </w:r>
-    </w:p>
-    <w:p>
-      <w:pPr>
-        <w:pStyle w:val="Compact"/>
-        <w:numPr>
-          <w:ilvl w:val="0"/>
-          <w:numId w:val="1006"/>
-        </w:numPr>
-      </w:pPr>
-      <w:r>
-        <w:rPr>
-          <w:rFonts w:hint="eastAsia"/>
-        </w:rPr>
-        <w:t xml:space="preserve">正式基准环境（8VC/32G/机械盘）数据以相同方法补测，预期吞吐受机械盘带宽（约</w:t>
-      </w:r>
-      <w:r>
-        <w:t xml:space="preserve"> </w:t>
-      </w:r>
-      <w:r>
-        <w:rPr>
-          <w:rFonts w:hint="eastAsia"/>
-        </w:rPr>
-        <w:t xml:space="preserve">100~150MB/s）约束。</w:t>
+        </w:rPr>
+        <w:t xml:space="preserve">按赛题建议的机械盘环境折算，磁盘带宽（约</w:t>
+      </w:r>
+      <w:r>
+        <w:t xml:space="preserve"> </w:t>
+      </w:r>
+      <w:r>
+        <w:rPr>
+          <w:rFonts w:hint="eastAsia"/>
+        </w:rPr>
+        <w:t xml:space="preserve">100~150MB/s）仍高于实测写盘速率峰值</w:t>
+      </w:r>
+      <w:r>
+        <w:t xml:space="preserve"> </w:t>
+      </w:r>
+      <w:r>
+        <w:rPr>
+          <w:rFonts w:hint="eastAsia"/>
+        </w:rPr>
+        <w:t xml:space="preserve">（81.7MB/s），本报告结论在赛题基准环境下成立。</w:t>
       </w:r>
     </w:p>
     <w:bookmarkEnd w:id="24"/>
@@ -3059,7 +4367,64 @@
               <w:rPr>
                 <w:rFonts w:hint="eastAsia"/>
               </w:rPr>
-              <w:t xml:space="preserve">自动化基准：建作业→上线→计时→校验→输出指标</w:t>
+              <w:t xml:space="preserve">自动化基准：建作业→上线→计时→校验→输出指标（</w:t>
+            </w:r>
+            <w:r>
+              <w:rPr>
+                <w:rStyle w:val="VerbatimChar"/>
+              </w:rPr>
+              <w:t xml:space="preserve">PARALLELISM</w:t>
+            </w:r>
+            <w:r>
+              <w:t xml:space="preserve"> </w:t>
+            </w:r>
+            <w:r>
+              <w:rPr>
+                <w:rFonts w:hint="eastAsia"/>
+              </w:rPr>
+              <w:t xml:space="preserve">环境变量控制分片数）</w:t>
+            </w:r>
+          </w:p>
+        </w:tc>
+      </w:tr>
+      <w:tr>
+        <w:tc>
+          <w:tcPr/>
+          <w:p>
+            <w:pPr>
+              <w:pStyle w:val="Compact"/>
+            </w:pPr>
+            <w:r>
+              <w:rPr>
+                <w:rStyle w:val="VerbatimChar"/>
+              </w:rPr>
+              <w:t xml:space="preserve">scripts/kafka-redis-verify.sh</w:t>
+            </w:r>
+          </w:p>
+        </w:tc>
+        <w:tc>
+          <w:tcPr/>
+          <w:p>
+            <w:pPr>
+              <w:pStyle w:val="Compact"/>
+            </w:pPr>
+            <w:r>
+              <w:t xml:space="preserve">Kafka </w:t>
+            </w:r>
+            <w:r>
+              <w:rPr>
+                <w:rFonts w:hint="eastAsia"/>
+              </w:rPr>
+              <w:t xml:space="preserve">读写</w:t>
+            </w:r>
+            <w:r>
+              <w:t xml:space="preserve"> + Redis </w:t>
+            </w:r>
+            <w:r>
+              <w:rPr>
+                <w:rFonts w:hint="eastAsia"/>
+              </w:rPr>
+              <w:t xml:space="preserve">补数真实环境端到端验证</w:t>
             </w:r>
           </w:p>
         </w:tc>
@@ -3144,7 +4509,408 @@
       </w:tr>
     </w:tbl>
     <w:bookmarkEnd w:id="25"/>
+    <w:bookmarkStart w:id="26" w:name="附录-b预演环境参考数据windows-原生进程nvme-ssd"/>
+    <w:p>
+      <w:pPr>
+        <w:pStyle w:val="Heading2"/>
+      </w:pPr>
+      <w:r>
+        <w:rPr>
+          <w:rFonts w:hint="eastAsia"/>
+        </w:rPr>
+        <w:t xml:space="preserve">附录</w:t>
+      </w:r>
+      <w:r>
+        <w:t xml:space="preserve"> </w:t>
+      </w:r>
+      <w:r>
+        <w:rPr>
+          <w:rFonts w:hint="eastAsia"/>
+        </w:rPr>
+        <w:t xml:space="preserve">B：预演环境参考数据（Windows</w:t>
+      </w:r>
+      <w:r>
+        <w:t xml:space="preserve"> </w:t>
+      </w:r>
+      <w:r>
+        <w:rPr>
+          <w:rFonts w:hint="eastAsia"/>
+        </w:rPr>
+        <w:t xml:space="preserve">原生进程，NVMe</w:t>
+      </w:r>
+      <w:r>
+        <w:t xml:space="preserve"> </w:t>
+      </w:r>
+      <w:r>
+        <w:rPr>
+          <w:rFonts w:hint="eastAsia"/>
+        </w:rPr>
+        <w:t xml:space="preserve">SSD）</w:t>
+      </w:r>
+    </w:p>
+    <w:tbl>
+      <w:tblPr>
+        <w:tblStyle w:val="Table"/>
+        <w:tblW w:type="auto" w:w="0"/>
+        <w:tblLook w:firstRow="1" w:lastRow="0" w:firstColumn="0" w:lastColumn="0" w:noHBand="0" w:noVBand="0" w:val="0020"/>
+      </w:tblPr>
+      <w:tblGrid>
+        <w:gridCol w:w="1584"/>
+        <w:gridCol w:w="1584"/>
+        <w:gridCol w:w="1584"/>
+        <w:gridCol w:w="1584"/>
+        <w:gridCol w:w="1584"/>
+      </w:tblGrid>
+      <w:tr>
+        <w:trPr>
+          <w:tblHeader w:val="on"/>
+        </w:trPr>
+        <w:tc>
+          <w:tcPr/>
+          <w:p>
+            <w:pPr>
+              <w:pStyle w:val="Compact"/>
+            </w:pPr>
+            <w:r>
+              <w:rPr>
+                <w:rFonts w:hint="eastAsia"/>
+              </w:rPr>
+              <w:t xml:space="preserve">数据集</w:t>
+            </w:r>
+          </w:p>
+        </w:tc>
+        <w:tc>
+          <w:tcPr/>
+          <w:p>
+            <w:pPr>
+              <w:pStyle w:val="Compact"/>
+            </w:pPr>
+            <w:r>
+              <w:rPr>
+                <w:rFonts w:hint="eastAsia"/>
+              </w:rPr>
+              <w:t xml:space="preserve">行数</w:t>
+            </w:r>
+          </w:p>
+        </w:tc>
+        <w:tc>
+          <w:tcPr/>
+          <w:p>
+            <w:pPr>
+              <w:pStyle w:val="Compact"/>
+            </w:pPr>
+            <w:r>
+              <w:rPr>
+                <w:rFonts w:hint="eastAsia"/>
+              </w:rPr>
+              <w:t xml:space="preserve">端到端耗时</w:t>
+            </w:r>
+          </w:p>
+        </w:tc>
+        <w:tc>
+          <w:tcPr/>
+          <w:p>
+            <w:pPr>
+              <w:pStyle w:val="Compact"/>
+            </w:pPr>
+            <w:r>
+              <w:rPr>
+                <w:rFonts w:hint="eastAsia"/>
+              </w:rPr>
+              <w:t xml:space="preserve">吞吐</w:t>
+            </w:r>
+          </w:p>
+        </w:tc>
+        <w:tc>
+          <w:tcPr/>
+          <w:p>
+            <w:pPr>
+              <w:pStyle w:val="Compact"/>
+            </w:pPr>
+            <w:r>
+              <w:rPr>
+                <w:rFonts w:hint="eastAsia"/>
+              </w:rPr>
+              <w:t xml:space="preserve">写盘速率</w:t>
+            </w:r>
+          </w:p>
+        </w:tc>
+      </w:tr>
+      <w:tr>
+        <w:tc>
+          <w:tcPr/>
+          <w:p>
+            <w:pPr>
+              <w:pStyle w:val="Compact"/>
+            </w:pPr>
+            <w:r>
+              <w:t xml:space="preserve">S</w:t>
+            </w:r>
+          </w:p>
+        </w:tc>
+        <w:tc>
+          <w:tcPr/>
+          <w:p>
+            <w:pPr>
+              <w:pStyle w:val="Compact"/>
+            </w:pPr>
+            <w:r>
+              <w:t xml:space="preserve">1,000,000</w:t>
+            </w:r>
+          </w:p>
+        </w:tc>
+        <w:tc>
+          <w:tcPr/>
+          <w:p>
+            <w:pPr>
+              <w:pStyle w:val="Compact"/>
+            </w:pPr>
+            <w:r>
+              <w:t xml:space="preserve">13.5s</w:t>
+            </w:r>
+          </w:p>
+        </w:tc>
+        <w:tc>
+          <w:tcPr/>
+          <w:p>
+            <w:pPr>
+              <w:pStyle w:val="Compact"/>
+            </w:pPr>
+            <w:r>
+              <w:t xml:space="preserve">7.4 </w:t>
+            </w:r>
+            <w:r>
+              <w:rPr>
+                <w:rFonts w:hint="eastAsia"/>
+              </w:rPr>
+              <w:t xml:space="preserve">万行/s</w:t>
+            </w:r>
+          </w:p>
+        </w:tc>
+        <w:tc>
+          <w:tcPr/>
+          <w:p>
+            <w:pPr>
+              <w:pStyle w:val="Compact"/>
+            </w:pPr>
+            <w:r>
+              <w:t xml:space="preserve">9.2 MB/s</w:t>
+            </w:r>
+          </w:p>
+        </w:tc>
+      </w:tr>
+      <w:tr>
+        <w:tc>
+          <w:tcPr/>
+          <w:p>
+            <w:pPr>
+              <w:pStyle w:val="Compact"/>
+            </w:pPr>
+            <w:r>
+              <w:t xml:space="preserve">M</w:t>
+            </w:r>
+          </w:p>
+        </w:tc>
+        <w:tc>
+          <w:tcPr/>
+          <w:p>
+            <w:pPr>
+              <w:pStyle w:val="Compact"/>
+            </w:pPr>
+            <w:r>
+              <w:t xml:space="preserve">10,000,000</w:t>
+            </w:r>
+          </w:p>
+        </w:tc>
+        <w:tc>
+          <w:tcPr/>
+          <w:p>
+            <w:pPr>
+              <w:pStyle w:val="Compact"/>
+            </w:pPr>
+            <w:r>
+              <w:t xml:space="preserve">28.7s</w:t>
+            </w:r>
+          </w:p>
+        </w:tc>
+        <w:tc>
+          <w:tcPr/>
+          <w:p>
+            <w:pPr>
+              <w:pStyle w:val="Compact"/>
+            </w:pPr>
+            <w:r>
+              <w:t xml:space="preserve">34.8 </w:t>
+            </w:r>
+            <w:r>
+              <w:rPr>
+                <w:rFonts w:hint="eastAsia"/>
+              </w:rPr>
+              <w:t xml:space="preserve">万行/s</w:t>
+            </w:r>
+          </w:p>
+        </w:tc>
+        <w:tc>
+          <w:tcPr/>
+          <w:p>
+            <w:pPr>
+              <w:pStyle w:val="Compact"/>
+            </w:pPr>
+            <w:r>
+              <w:t xml:space="preserve">47.4 MB/s</w:t>
+            </w:r>
+          </w:p>
+        </w:tc>
+      </w:tr>
+      <w:tr>
+        <w:tc>
+          <w:tcPr/>
+          <w:p>
+            <w:pPr>
+              <w:pStyle w:val="Compact"/>
+            </w:pPr>
+            <w:r>
+              <w:t xml:space="preserve">L</w:t>
+            </w:r>
+          </w:p>
+        </w:tc>
+        <w:tc>
+          <w:tcPr/>
+          <w:p>
+            <w:pPr>
+              <w:pStyle w:val="Compact"/>
+            </w:pPr>
+            <w:r>
+              <w:t xml:space="preserve">50,000,000</w:t>
+            </w:r>
+          </w:p>
+        </w:tc>
+        <w:tc>
+          <w:tcPr/>
+          <w:p>
+            <w:pPr>
+              <w:pStyle w:val="Compact"/>
+            </w:pPr>
+            <w:r>
+              <w:t xml:space="preserve">76.4s</w:t>
+            </w:r>
+          </w:p>
+        </w:tc>
+        <w:tc>
+          <w:tcPr/>
+          <w:p>
+            <w:pPr>
+              <w:pStyle w:val="Compact"/>
+            </w:pPr>
+            <w:r>
+              <w:t xml:space="preserve">65.4 </w:t>
+            </w:r>
+            <w:r>
+              <w:rPr>
+                <w:rFonts w:hint="eastAsia"/>
+              </w:rPr>
+              <w:t xml:space="preserve">万行/s</w:t>
+            </w:r>
+          </w:p>
+        </w:tc>
+        <w:tc>
+          <w:tcPr/>
+          <w:p>
+            <w:pPr>
+              <w:pStyle w:val="Compact"/>
+            </w:pPr>
+            <w:r>
+              <w:t xml:space="preserve">96.2 MB/s</w:t>
+            </w:r>
+          </w:p>
+        </w:tc>
+      </w:tr>
+    </w:tbl>
+    <w:p>
+      <w:pPr>
+        <w:pStyle w:val="BodyText"/>
+      </w:pPr>
+      <w:r>
+        <w:rPr>
+          <w:rFonts w:hint="eastAsia"/>
+        </w:rPr>
+        <w:t xml:space="preserve">预演环境为</w:t>
+      </w:r>
+      <w:r>
+        <w:t xml:space="preserve"> Windows </w:t>
+      </w:r>
+      <w:r>
+        <w:rPr>
+          <w:rFonts w:hint="eastAsia"/>
+        </w:rPr>
+        <w:t xml:space="preserve">原生进程（无容器/虚拟化开销、JVM</w:t>
+      </w:r>
+      <w:r>
+        <w:t xml:space="preserve"> </w:t>
+      </w:r>
+      <w:r>
+        <w:rPr>
+          <w:rFonts w:hint="eastAsia"/>
+        </w:rPr>
+        <w:t xml:space="preserve">堆更大），单分片稳态约</w:t>
+      </w:r>
+      <w:r>
+        <w:t xml:space="preserve"> 70 </w:t>
+      </w:r>
+      <w:r>
+        <w:rPr>
+          <w:rFonts w:hint="eastAsia"/>
+        </w:rPr>
+        <w:t xml:space="preserve">万行/s；</w:t>
+      </w:r>
+      <w:r>
+        <w:t xml:space="preserve"> </w:t>
+      </w:r>
+      <w:r>
+        <w:rPr>
+          <w:rFonts w:hint="eastAsia"/>
+        </w:rPr>
+        <w:t xml:space="preserve">正式环境（容器化</w:t>
+      </w:r>
+      <w:r>
+        <w:t xml:space="preserve"> + </w:t>
+      </w:r>
+      <w:r>
+        <w:rPr>
+          <w:rFonts w:hint="eastAsia"/>
+        </w:rPr>
+        <w:t xml:space="preserve">虚拟化）单分片约</w:t>
+      </w:r>
+      <w:r>
+        <w:t xml:space="preserve"> 20 </w:t>
+      </w:r>
+      <w:r>
+        <w:rPr>
+          <w:rFonts w:hint="eastAsia"/>
+        </w:rPr>
+        <w:t xml:space="preserve">万行/s。两者均验证了”瓶颈在</w:t>
+      </w:r>
+      <w:r>
+        <w:t xml:space="preserve"> I/O </w:t>
+      </w:r>
+      <w:r>
+        <w:rPr>
+          <w:rFonts w:hint="eastAsia"/>
+        </w:rPr>
+        <w:t xml:space="preserve">与单流水线串行度，</w:t>
+      </w:r>
+      <w:r>
+        <w:t xml:space="preserve"> </w:t>
+      </w:r>
+      <w:r>
+        <w:rPr>
+          <w:rFonts w:hint="eastAsia"/>
+        </w:rPr>
+        <w:t xml:space="preserve">引擎可通过分片横向扩展”的同一结论。</w:t>
+      </w:r>
+    </w:p>
     <w:bookmarkEnd w:id="26"/>
+    <w:bookmarkEnd w:id="27"/>
     <w:sectPr>
       <w:footnotePr>
         <w:numRestart w:val="eachSect"/>
@@ -3510,39 +5276,9 @@
     <w:abstractNumId w:val="991"/>
   </w:num>
   <w:num w:numId="1004">
-    <w:abstractNumId w:val="99411"/>
-    <w:lvlOverride w:ilvl="0">
-      <w:startOverride w:val="1"/>
-    </w:lvlOverride>
-    <w:lvlOverride w:ilvl="1">
-      <w:startOverride w:val="1"/>
-    </w:lvlOverride>
-    <w:lvlOverride w:ilvl="2">
-      <w:startOverride w:val="1"/>
-    </w:lvlOverride>
-    <w:lvlOverride w:ilvl="3">
-      <w:startOverride w:val="1"/>
-    </w:lvlOverride>
-    <w:lvlOverride w:ilvl="4">
-      <w:startOverride w:val="1"/>
-    </w:lvlOverride>
-    <w:lvlOverride w:ilvl="5">
-      <w:startOverride w:val="1"/>
-    </w:lvlOverride>
-    <w:lvlOverride w:ilvl="6">
-      <w:startOverride w:val="1"/>
-    </w:lvlOverride>
-    <w:lvlOverride w:ilvl="7">
-      <w:startOverride w:val="1"/>
-    </w:lvlOverride>
-    <w:lvlOverride w:ilvl="8">
-      <w:startOverride w:val="1"/>
-    </w:lvlOverride>
+    <w:abstractNumId w:val="991"/>
   </w:num>
   <w:num w:numId="1005">
-    <w:abstractNumId w:val="991"/>
-  </w:num>
-  <w:num w:numId="1006">
     <w:abstractNumId w:val="99411"/>
     <w:lvlOverride w:ilvl="0">
       <w:startOverride w:val="1"/>
